--- a/Enyrgy_Weekly_Content_Engine_Spec.docx
+++ b/Enyrgy_Weekly_Content_Engine_Spec.docx
@@ -2,7 +2,7 @@
 <file path=word/document.xml><?xml version="1.0" encoding="utf-8"?>
 <w:document xmlns:w="http://schemas.openxmlformats.org/wordprocessingml/2006/main" xmlns:m="http://schemas.openxmlformats.org/officeDocument/2006/math" xmlns:r="http://schemas.openxmlformats.org/officeDocument/2006/relationships" xmlns:o="urn:schemas-microsoft-com:office:office" xmlns:v="urn:schemas-microsoft-com:vml" xmlns:w10="urn:schemas-microsoft-com:office:word" xmlns:a="http://schemas.openxmlformats.org/drawingml/2006/main" xmlns:pic="http://schemas.openxmlformats.org/drawingml/2006/picture" xmlns:wp="http://schemas.openxmlformats.org/drawingml/2006/wordprocessingDrawing">
   <w:body>
-    <w:bookmarkStart w:id="29" w:name="X5e650c3b139f2bed3795c74136cf7ce3828c7be"/>
+    <w:bookmarkStart w:id="34" w:name="X5e650c3b139f2bed3795c74136cf7ce3828c7be"/>
     <w:p>
       <w:pPr>
         <w:pStyle w:val="Heading1"/>
@@ -89,7 +89,23 @@
         <w:t xml:space="preserve"> </w:t>
       </w:r>
       <w:r>
-        <w:t xml:space="preserve">Enyrgy does not have this feature yet. This document is the handoff.</w:t>
+        <w:t xml:space="preserve">Enyrgy does not have this feature yet. This document is the handoff,</w:t>
+      </w:r>
+      <w:r>
+        <w:t xml:space="preserve"> </w:t>
+      </w:r>
+      <w:r>
+        <w:rPr>
+          <w:b/>
+          <w:bCs/>
+        </w:rPr>
+        <w:t xml:space="preserve">verified against the live Enyrgy corpus on August 4, 2026.</w:t>
+      </w:r>
+      <w:r>
+        <w:t xml:space="preserve"> </w:t>
+      </w:r>
+      <w:r>
+        <w:t xml:space="preserve">See Section 0.5 for what checked out and what did not.</w:t>
       </w:r>
     </w:p>
     <w:p>
@@ -200,12 +216,578 @@
       </w:r>
     </w:p>
     <w:bookmarkEnd w:id="9"/>
-    <w:bookmarkStart w:id="10" w:name="what-maria-is-in-one-paragraph"/>
+    <w:bookmarkStart w:id="14" w:name="verification-pass-enyrgy-august-4-2026"/>
     <w:p>
       <w:pPr>
         <w:pStyle w:val="Heading2"/>
       </w:pPr>
       <w:r>
+        <w:t xml:space="preserve">0.5 Verification pass, Enyrgy, August 4 2026</w:t>
+      </w:r>
+    </w:p>
+    <w:p>
+      <w:pPr>
+        <w:pStyle w:val="FirstParagraph"/>
+      </w:pPr>
+      <w:r>
+        <w:t xml:space="preserve">This document was written outside Enyrgy and describes Enyrgy from the outside. Every factual claim it makes about Enyrgy was checked against the repo before any of it was built on.</w:t>
+      </w:r>
+      <w:r>
+        <w:t xml:space="preserve"> </w:t>
+      </w:r>
+      <w:r>
+        <w:rPr>
+          <w:b/>
+          <w:bCs/>
+        </w:rPr>
+        <w:t xml:space="preserve">Three did not survive.</w:t>
+      </w:r>
+      <w:r>
+        <w:t xml:space="preserve"> </w:t>
+      </w:r>
+      <w:r>
+        <w:t xml:space="preserve">They are corrected in place below; this section records what changed so the corrections are not silently reverted by someone reading the original.</w:t>
+      </w:r>
+    </w:p>
+    <w:bookmarkStart w:id="10" w:name="confirmed-accurate"/>
+    <w:p>
+      <w:pPr>
+        <w:pStyle w:val="Heading3"/>
+      </w:pPr>
+      <w:r>
+        <w:t xml:space="preserve">Confirmed accurate</w:t>
+      </w:r>
+    </w:p>
+    <w:p>
+      <w:pPr>
+        <w:pStyle w:val="Compact"/>
+        <w:numPr>
+          <w:ilvl w:val="0"/>
+          <w:numId w:val="1002"/>
+        </w:numPr>
+      </w:pPr>
+      <w:r>
+        <w:rPr>
+          <w:b/>
+          <w:bCs/>
+        </w:rPr>
+        <w:t xml:space="preserve">The Social Media Manager slot exists and is empty.</w:t>
+      </w:r>
+      <w:r>
+        <w:t xml:space="preserve"> </w:t>
+      </w:r>
+      <w:r>
+        <w:t xml:space="preserve">Thea Cartier appears in the Implementation Guide team table (Section 7) with blank contact fields, in the Enterprise Architecture personnel table, and in the Q2 2026 investor update as a team addition.</w:t>
+      </w:r>
+      <w:r>
+        <w:t xml:space="preserve"> </w:t>
+      </w:r>
+      <w:r>
+        <w:rPr>
+          <w:b/>
+          <w:bCs/>
+        </w:rPr>
+        <w:t xml:space="preserve">She is a real person, not an agent slot.</w:t>
+      </w:r>
+      <w:r>
+        <w:t xml:space="preserve"> </w:t>
+      </w:r>
+      <w:r>
+        <w:t xml:space="preserve">An agent here supports her or duplicates her; that is a staffing decision, not a technical one. See Section 10.</w:t>
+      </w:r>
+    </w:p>
+    <w:p>
+      <w:pPr>
+        <w:pStyle w:val="Compact"/>
+        <w:numPr>
+          <w:ilvl w:val="0"/>
+          <w:numId w:val="1002"/>
+        </w:numPr>
+      </w:pPr>
+      <w:r>
+        <w:rPr>
+          <w:b/>
+          <w:bCs/>
+        </w:rPr>
+        <w:t xml:space="preserve">Brand constants.</w:t>
+      </w:r>
+      <w:r>
+        <w:t xml:space="preserve"> </w:t>
+      </w:r>
+      <w:r>
+        <w:t xml:space="preserve">Sunrise Orange</w:t>
+      </w:r>
+      <w:r>
+        <w:t xml:space="preserve"> </w:t>
+      </w:r>
+      <w:r>
+        <w:rPr>
+          <w:b/>
+          <w:bCs/>
+        </w:rPr>
+        <w:t xml:space="preserve">#E64C38</w:t>
+      </w:r>
+      <w:r>
+        <w:t xml:space="preserve"> </w:t>
+      </w:r>
+      <w:r>
+        <w:t xml:space="preserve">and Montserrat are correct, and are Standing Rule 1 in the session handoff.</w:t>
+      </w:r>
+    </w:p>
+    <w:p>
+      <w:pPr>
+        <w:pStyle w:val="Compact"/>
+        <w:numPr>
+          <w:ilvl w:val="0"/>
+          <w:numId w:val="1002"/>
+        </w:numPr>
+      </w:pPr>
+      <w:r>
+        <w:rPr>
+          <w:b/>
+          <w:bCs/>
+        </w:rPr>
+        <w:t xml:space="preserve">The stack mapping.</w:t>
+      </w:r>
+      <w:r>
+        <w:t xml:space="preserve"> </w:t>
+      </w:r>
+      <w:r>
+        <w:t xml:space="preserve">Paperclip, Railway and the GHL sub-account are as described.</w:t>
+      </w:r>
+    </w:p>
+    <w:p>
+      <w:pPr>
+        <w:pStyle w:val="Compact"/>
+        <w:numPr>
+          <w:ilvl w:val="0"/>
+          <w:numId w:val="1002"/>
+        </w:numPr>
+      </w:pPr>
+      <w:r>
+        <w:rPr>
+          <w:b/>
+          <w:bCs/>
+        </w:rPr>
+        <w:t xml:space="preserve">The no-em-dash rule</w:t>
+      </w:r>
+      <w:r>
+        <w:t xml:space="preserve"> </w:t>
+      </w:r>
+      <w:r>
+        <w:t xml:space="preserve">is real and absolute (Standing Rule 1a).</w:t>
+      </w:r>
+    </w:p>
+    <w:bookmarkEnd w:id="10"/>
+    <w:bookmarkStart w:id="11" w:name="X6a8d8634ef3bc4ea77e34c76529a0bcae7b5dfd"/>
+    <w:p>
+      <w:pPr>
+        <w:pStyle w:val="Heading3"/>
+      </w:pPr>
+      <w:r>
+        <w:t xml:space="preserve">CORRECTED: the compliance reference does not exist</w:t>
+      </w:r>
+    </w:p>
+    <w:p>
+      <w:pPr>
+        <w:pStyle w:val="FirstParagraph"/>
+      </w:pPr>
+      <w:r>
+        <w:t xml:space="preserve">The original text routed every string through</w:t>
+      </w:r>
+      <w:r>
+        <w:t xml:space="preserve"> </w:t>
+      </w:r>
+      <w:r>
+        <w:rPr>
+          <w:b/>
+          <w:bCs/>
+        </w:rPr>
+        <w:t xml:space="preserve">“the 2026 January FDA Guidelines for Wellness Products.”</w:t>
+      </w:r>
+      <w:r>
+        <w:t xml:space="preserve"> </w:t>
+      </w:r>
+      <w:r>
+        <w:rPr>
+          <w:b/>
+          <w:bCs/>
+        </w:rPr>
+        <w:t xml:space="preserve">No such document exists anywhere in the Enyrgy corpus.</w:t>
+      </w:r>
+      <w:r>
+        <w:t xml:space="preserve"> </w:t>
+      </w:r>
+      <w:r>
+        <w:t xml:space="preserve">It is not in the KB, not in the Implementation Guide, and not in any session record. It appears to be carried over from the source company.</w:t>
+      </w:r>
+    </w:p>
+    <w:p>
+      <w:pPr>
+        <w:pStyle w:val="BodyText"/>
+      </w:pPr>
+      <w:r>
+        <w:rPr>
+          <w:b/>
+          <w:bCs/>
+        </w:rPr>
+        <w:t xml:space="preserve">Why this one mattered more than a wrong citation.</w:t>
+      </w:r>
+      <w:r>
+        <w:t xml:space="preserve"> </w:t>
+      </w:r>
+      <w:r>
+        <w:t xml:space="preserve">An agent instructed to check content against a document it cannot find does not stop and say so. It either treats the check as passed, or it reconstructs what it imagines the guideline says. Either way you get a confident compliance claim resting on nothing, which is the exact failure mode already documented on this account under agent confabulation.</w:t>
+      </w:r>
+    </w:p>
+    <w:p>
+      <w:pPr>
+        <w:pStyle w:val="BodyText"/>
+      </w:pPr>
+      <w:r>
+        <w:rPr>
+          <w:b/>
+          <w:bCs/>
+        </w:rPr>
+        <w:t xml:space="preserve">The real gate, which does exist:</w:t>
+      </w:r>
+      <w:r>
+        <w:t xml:space="preserve"> </w:t>
+      </w:r>
+      <w:r>
+        <w:t xml:space="preserve">KB</w:t>
+      </w:r>
+      <w:r>
+        <w:t xml:space="preserve"> </w:t>
+      </w:r>
+      <w:r>
+        <w:rPr>
+          <w:b/>
+          <w:bCs/>
+        </w:rPr>
+        <w:t xml:space="preserve">Section 11</w:t>
+      </w:r>
+      <w:r>
+        <w:t xml:space="preserve"> </w:t>
+      </w:r>
+      <w:r>
+        <w:t xml:space="preserve">prohibited words, KB</w:t>
+      </w:r>
+      <w:r>
+        <w:t xml:space="preserve"> </w:t>
+      </w:r>
+      <w:r>
+        <w:rPr>
+          <w:b/>
+          <w:bCs/>
+        </w:rPr>
+        <w:t xml:space="preserve">Section 8</w:t>
+      </w:r>
+      <w:r>
+        <w:t xml:space="preserve"> </w:t>
+      </w:r>
+      <w:r>
+        <w:t xml:space="preserve">claim precision, Implementation Guide</w:t>
+      </w:r>
+      <w:r>
+        <w:t xml:space="preserve"> </w:t>
+      </w:r>
+      <w:r>
+        <w:rPr>
+          <w:b/>
+          <w:bCs/>
+        </w:rPr>
+        <w:t xml:space="preserve">Section 14</w:t>
+      </w:r>
+      <w:r>
+        <w:t xml:space="preserve"> </w:t>
+      </w:r>
+      <w:r>
+        <w:t xml:space="preserve">content rules, and a second pass through the existing</w:t>
+      </w:r>
+      <w:r>
+        <w:t xml:space="preserve"> </w:t>
+      </w:r>
+      <w:r>
+        <w:rPr>
+          <w:b/>
+          <w:bCs/>
+        </w:rPr>
+        <w:t xml:space="preserve">Audit and Compliance</w:t>
+      </w:r>
+      <w:r>
+        <w:t xml:space="preserve"> </w:t>
+      </w:r>
+      <w:r>
+        <w:t xml:space="preserve">agent.</w:t>
+      </w:r>
+    </w:p>
+    <w:bookmarkEnd w:id="11"/>
+    <w:bookmarkStart w:id="12" w:name="corrected-the-social-channel-claim"/>
+    <w:p>
+      <w:pPr>
+        <w:pStyle w:val="Heading3"/>
+      </w:pPr>
+      <w:r>
+        <w:t xml:space="preserve">CORRECTED: the social channel claim</w:t>
+      </w:r>
+    </w:p>
+    <w:p>
+      <w:pPr>
+        <w:pStyle w:val="FirstParagraph"/>
+      </w:pPr>
+      <w:r>
+        <w:t xml:space="preserve">The original said</w:t>
+      </w:r>
+      <w:r>
+        <w:t xml:space="preserve"> </w:t>
+      </w:r>
+      <w:r>
+        <w:t xml:space="preserve">“the KB lists Instagram, Facebook, LinkedIn as active sources.”</w:t>
+      </w:r>
+      <w:r>
+        <w:t xml:space="preserve"> </w:t>
+      </w:r>
+      <w:r>
+        <w:t xml:space="preserve">It does not.</w:t>
+      </w:r>
+      <w:r>
+        <w:t xml:space="preserve"> </w:t>
+      </w:r>
+      <w:r>
+        <w:rPr>
+          <w:rStyle w:val="VerbatimChar"/>
+        </w:rPr>
+        <w:t xml:space="preserve">source_instagram</w:t>
+      </w:r>
+      <w:r>
+        <w:t xml:space="preserve">,</w:t>
+      </w:r>
+      <w:r>
+        <w:t xml:space="preserve"> </w:t>
+      </w:r>
+      <w:r>
+        <w:rPr>
+          <w:rStyle w:val="VerbatimChar"/>
+        </w:rPr>
+        <w:t xml:space="preserve">source_facebook</w:t>
+      </w:r>
+      <w:r>
+        <w:t xml:space="preserve"> </w:t>
+      </w:r>
+      <w:r>
+        <w:t xml:space="preserve">and</w:t>
+      </w:r>
+      <w:r>
+        <w:t xml:space="preserve"> </w:t>
+      </w:r>
+      <w:r>
+        <w:rPr>
+          <w:rStyle w:val="VerbatimChar"/>
+        </w:rPr>
+        <w:t xml:space="preserve">source_linkedin</w:t>
+      </w:r>
+      <w:r>
+        <w:t xml:space="preserve"> </w:t>
+      </w:r>
+      <w:r>
+        <w:t xml:space="preserve">are</w:t>
+      </w:r>
+      <w:r>
+        <w:t xml:space="preserve"> </w:t>
+      </w:r>
+      <w:r>
+        <w:rPr>
+          <w:b/>
+          <w:bCs/>
+        </w:rPr>
+        <w:t xml:space="preserve">lead-source tags</w:t>
+      </w:r>
+      <w:r>
+        <w:t xml:space="preserve"> </w:t>
+      </w:r>
+      <w:r>
+        <w:t xml:space="preserve">in the Implementation Guide Section 9 taxonomy, which record where a contact came from. They say nothing about which accounts Enyrgy posts to.</w:t>
+      </w:r>
+    </w:p>
+    <w:p>
+      <w:pPr>
+        <w:pStyle w:val="BodyText"/>
+      </w:pPr>
+      <w:r>
+        <w:rPr>
+          <w:b/>
+          <w:bCs/>
+        </w:rPr>
+        <w:t xml:space="preserve">What is actually documented:</w:t>
+      </w:r>
+      <w:r>
+        <w:t xml:space="preserve"> </w:t>
+      </w:r>
+      <w:r>
+        <w:t xml:space="preserve">the Brand Style Guide names</w:t>
+      </w:r>
+      <w:r>
+        <w:t xml:space="preserve"> </w:t>
+      </w:r>
+      <w:r>
+        <w:rPr>
+          <w:b/>
+          <w:bCs/>
+        </w:rPr>
+        <w:t xml:space="preserve">Instagram</w:t>
+      </w:r>
+      <w:r>
+        <w:rPr>
+          <w:b/>
+          <w:bCs/>
+        </w:rPr>
+        <w:t xml:space="preserve"> </w:t>
+      </w:r>
+      <w:r>
+        <w:rPr>
+          <w:b/>
+          <w:bCs/>
+        </w:rPr>
+        <w:t xml:space="preserve">@enyrgy.light</w:t>
+      </w:r>
+      <w:r>
+        <w:t xml:space="preserve"> </w:t>
+      </w:r>
+      <w:r>
+        <w:t xml:space="preserve">as the primary and active account. Nothing confirms a Facebook or LinkedIn presence, and</w:t>
+      </w:r>
+      <w:r>
+        <w:t xml:space="preserve"> </w:t>
+      </w:r>
+      <w:r>
+        <w:rPr>
+          <w:b/>
+          <w:bCs/>
+        </w:rPr>
+        <w:t xml:space="preserve">nothing confirms any channel is connected to the GHL Social Planner.</w:t>
+      </w:r>
+      <w:r>
+        <w:t xml:space="preserve"> </w:t>
+      </w:r>
+      <w:r>
+        <w:t xml:space="preserve">That connection is a prerequisite, not an assumption. See Section 10.</w:t>
+      </w:r>
+    </w:p>
+    <w:bookmarkEnd w:id="12"/>
+    <w:bookmarkStart w:id="13" w:name="Xff2dccca716b2d2429a4e1cb0a003ac2fc74249"/>
+    <w:p>
+      <w:pPr>
+        <w:pStyle w:val="Heading3"/>
+      </w:pPr>
+      <w:r>
+        <w:t xml:space="preserve">FLAG: the ads content type conflicts with a live approved claim</w:t>
+      </w:r>
+    </w:p>
+    <w:p>
+      <w:pPr>
+        <w:pStyle w:val="FirstParagraph"/>
+      </w:pPr>
+      <w:r>
+        <w:rPr>
+          <w:b/>
+          <w:bCs/>
+        </w:rPr>
+        <w:t xml:space="preserve">“Zero paid advertising to date”</w:t>
+      </w:r>
+      <w:r>
+        <w:rPr>
+          <w:b/>
+          <w:bCs/>
+        </w:rPr>
+        <w:t xml:space="preserve"> </w:t>
+      </w:r>
+      <w:r>
+        <w:rPr>
+          <w:b/>
+          <w:bCs/>
+        </w:rPr>
+        <w:t xml:space="preserve">is an approved KB talking point</w:t>
+      </w:r>
+      <w:r>
+        <w:t xml:space="preserve"> </w:t>
+      </w:r>
+      <w:r>
+        <w:t xml:space="preserve">(Sections 1 and 6), and</w:t>
+      </w:r>
+      <w:r>
+        <w:t xml:space="preserve"> </w:t>
+      </w:r>
+      <w:r>
+        <w:t xml:space="preserve">“600+ users, 5 countries, zero paid ads”</w:t>
+      </w:r>
+      <w:r>
+        <w:t xml:space="preserve"> </w:t>
+      </w:r>
+      <w:r>
+        <w:t xml:space="preserve">is used as a growth proof point in live drip copy and in the Q2 2026 investor update, which describes Thea’s role as</w:t>
+      </w:r>
+      <w:r>
+        <w:t xml:space="preserve"> </w:t>
+      </w:r>
+      <w:r>
+        <w:t xml:space="preserve">“extending the zero-paid-ads engine.”</w:t>
+      </w:r>
+    </w:p>
+    <w:p>
+      <w:pPr>
+        <w:pStyle w:val="BodyText"/>
+      </w:pPr>
+      <w:r>
+        <w:t xml:space="preserve">The moment Enyrgy runs a paid ad, that claim leaves the copy. That is a legitimate business decision and might well be the right one, but</w:t>
+      </w:r>
+      <w:r>
+        <w:t xml:space="preserve"> </w:t>
+      </w:r>
+      <w:r>
+        <w:rPr>
+          <w:b/>
+          <w:bCs/>
+        </w:rPr>
+        <w:t xml:space="preserve">it is a positioning change, not a content-calendar change</w:t>
+      </w:r>
+      <w:r>
+        <w:t xml:space="preserve">, and it invalidates a line that is currently live in several places and has been sent to investors.</w:t>
+      </w:r>
+    </w:p>
+    <w:p>
+      <w:pPr>
+        <w:pStyle w:val="BodyText"/>
+      </w:pPr>
+      <w:r>
+        <w:rPr>
+          <w:b/>
+          <w:bCs/>
+        </w:rPr>
+        <w:t xml:space="preserve">Recommendation:</w:t>
+      </w:r>
+      <w:r>
+        <w:t xml:space="preserve"> </w:t>
+      </w:r>
+      <w:r>
+        <w:t xml:space="preserve">launch this engine with blog, email and social. Hold ads until Enyrgy has decided to start paying for traffic, and treat that decision as a KB change with a copy sweep attached.</w:t>
+      </w:r>
+    </w:p>
+    <w:p>
+      <w:r>
+        <w:pict>
+          <v:rect style="width:0;height:1.5pt" o:hralign="center" o:hrstd="t" o:hr="t"/>
+        </w:pict>
+      </w:r>
+    </w:p>
+    <w:bookmarkEnd w:id="13"/>
+    <w:bookmarkEnd w:id="14"/>
+    <w:bookmarkStart w:id="15" w:name="what-maria-is-in-one-paragraph"/>
+    <w:p>
+      <w:pPr>
+        <w:pStyle w:val="Heading2"/>
+      </w:pPr>
+      <w:r>
         <w:t xml:space="preserve">1. What Maria is, in one paragraph</w:t>
       </w:r>
     </w:p>
@@ -238,7 +820,7 @@
         <w:pStyle w:val="Compact"/>
         <w:numPr>
           <w:ilvl w:val="0"/>
-          <w:numId w:val="1002"/>
+          <w:numId w:val="1003"/>
         </w:numPr>
       </w:pPr>
       <w:r>
@@ -263,7 +845,7 @@
         <w:pStyle w:val="Compact"/>
         <w:numPr>
           <w:ilvl w:val="0"/>
-          <w:numId w:val="1002"/>
+          <w:numId w:val="1003"/>
         </w:numPr>
       </w:pPr>
       <w:r>
@@ -291,7 +873,7 @@
         <w:pStyle w:val="Compact"/>
         <w:numPr>
           <w:ilvl w:val="0"/>
-          <w:numId w:val="1002"/>
+          <w:numId w:val="1003"/>
         </w:numPr>
       </w:pPr>
       <w:r>
@@ -319,7 +901,7 @@
         <w:pStyle w:val="Compact"/>
         <w:numPr>
           <w:ilvl w:val="0"/>
-          <w:numId w:val="1002"/>
+          <w:numId w:val="1003"/>
         </w:numPr>
       </w:pPr>
       <w:r>
@@ -374,12 +956,12 @@
     <w:tbl>
       <w:tblPr>
         <w:tblBorders>
-          <w:top w:val="single" w:sz="4" w:space="0" w:color="auto"/>
-          <w:left w:val="single" w:sz="4" w:space="0" w:color="auto"/>
-          <w:bottom w:val="single" w:sz="4" w:space="0" w:color="auto"/>
-          <w:right w:val="single" w:sz="4" w:space="0" w:color="auto"/>
-          <w:insideH w:val="single" w:sz="4" w:space="0" w:color="auto"/>
-          <w:insideV w:val="single" w:sz="4" w:space="0" w:color="auto"/>
+          <w:top w:val="single" w:sz="6" w:space="0" w:color="AAAAAA"/>
+          <w:left w:val="single" w:sz="6" w:space="0" w:color="AAAAAA"/>
+          <w:bottom w:val="single" w:sz="6" w:space="0" w:color="AAAAAA"/>
+          <w:right w:val="single" w:sz="6" w:space="0" w:color="AAAAAA"/>
+          <w:insideH w:val="single" w:sz="6" w:space="0" w:color="AAAAAA"/>
+          <w:insideV w:val="single" w:sz="6" w:space="0" w:color="AAAAAA"/>
         </w:tblBorders>
         <w:tblStyle w:val="Table"/>
         <w:tblW w:type="pct" w:w="5000"/>
@@ -592,8 +1174,8 @@
         </w:pict>
       </w:r>
     </w:p>
-    <w:bookmarkEnd w:id="10"/>
-    <w:bookmarkStart w:id="13" w:name="the-weekly-run-the-heart-of-the-feature"/>
+    <w:bookmarkEnd w:id="15"/>
+    <w:bookmarkStart w:id="18" w:name="the-weekly-run-the-heart-of-the-feature"/>
     <w:p>
       <w:pPr>
         <w:pStyle w:val="Heading2"/>
@@ -602,7 +1184,7 @@
         <w:t xml:space="preserve">2. The weekly run (the heart of the feature)</w:t>
       </w:r>
     </w:p>
-    <w:bookmarkStart w:id="11" w:name="trigger"/>
+    <w:bookmarkStart w:id="16" w:name="trigger"/>
     <w:p>
       <w:pPr>
         <w:pStyle w:val="Heading3"/>
@@ -851,7 +1433,7 @@
         <w:pStyle w:val="Compact"/>
         <w:numPr>
           <w:ilvl w:val="0"/>
-          <w:numId w:val="1003"/>
+          <w:numId w:val="1004"/>
         </w:numPr>
       </w:pPr>
       <w:r>
@@ -903,7 +1485,7 @@
         <w:pStyle w:val="Compact"/>
         <w:numPr>
           <w:ilvl w:val="0"/>
-          <w:numId w:val="1003"/>
+          <w:numId w:val="1004"/>
         </w:numPr>
       </w:pPr>
       <w:r>
@@ -924,7 +1506,7 @@
         <w:pStyle w:val="Compact"/>
         <w:numPr>
           <w:ilvl w:val="0"/>
-          <w:numId w:val="1003"/>
+          <w:numId w:val="1004"/>
         </w:numPr>
       </w:pPr>
       <w:r>
@@ -945,7 +1527,7 @@
         <w:pStyle w:val="Compact"/>
         <w:numPr>
           <w:ilvl w:val="0"/>
-          <w:numId w:val="1003"/>
+          <w:numId w:val="1004"/>
         </w:numPr>
       </w:pPr>
       <w:r>
@@ -1018,8 +1600,8 @@
         <w:t xml:space="preserve">parent, which keeps the board history clean.</w:t>
       </w:r>
     </w:p>
-    <w:bookmarkEnd w:id="11"/>
-    <w:bookmarkStart w:id="12" w:name="what-maria-does-inside-a-run"/>
+    <w:bookmarkEnd w:id="16"/>
+    <w:bookmarkStart w:id="17" w:name="what-maria-does-inside-a-run"/>
     <w:p>
       <w:pPr>
         <w:pStyle w:val="Heading3"/>
@@ -1067,7 +1649,7 @@
         <w:pStyle w:val="Compact"/>
         <w:numPr>
           <w:ilvl w:val="0"/>
-          <w:numId w:val="1004"/>
+          <w:numId w:val="1005"/>
         </w:numPr>
       </w:pPr>
       <w:r>
@@ -1089,7 +1671,7 @@
         <w:pStyle w:val="Compact"/>
         <w:numPr>
           <w:ilvl w:val="0"/>
-          <w:numId w:val="1004"/>
+          <w:numId w:val="1005"/>
         </w:numPr>
       </w:pPr>
       <w:r>
@@ -1111,7 +1693,7 @@
         <w:pStyle w:val="Compact"/>
         <w:numPr>
           <w:ilvl w:val="0"/>
-          <w:numId w:val="1004"/>
+          <w:numId w:val="1005"/>
         </w:numPr>
       </w:pPr>
       <w:r>
@@ -1133,7 +1715,7 @@
         <w:pStyle w:val="Compact"/>
         <w:numPr>
           <w:ilvl w:val="0"/>
-          <w:numId w:val="1004"/>
+          <w:numId w:val="1005"/>
         </w:numPr>
       </w:pPr>
       <w:r>
@@ -1155,7 +1737,7 @@
         <w:pStyle w:val="Compact"/>
         <w:numPr>
           <w:ilvl w:val="0"/>
-          <w:numId w:val="1004"/>
+          <w:numId w:val="1005"/>
         </w:numPr>
       </w:pPr>
       <w:r>
@@ -1177,7 +1759,7 @@
         <w:pStyle w:val="Compact"/>
         <w:numPr>
           <w:ilvl w:val="0"/>
-          <w:numId w:val="1004"/>
+          <w:numId w:val="1005"/>
         </w:numPr>
       </w:pPr>
       <w:r>
@@ -1199,7 +1781,7 @@
         <w:pStyle w:val="Compact"/>
         <w:numPr>
           <w:ilvl w:val="0"/>
-          <w:numId w:val="1004"/>
+          <w:numId w:val="1005"/>
         </w:numPr>
       </w:pPr>
       <w:r>
@@ -1221,7 +1803,7 @@
         <w:pStyle w:val="Compact"/>
         <w:numPr>
           <w:ilvl w:val="0"/>
-          <w:numId w:val="1004"/>
+          <w:numId w:val="1005"/>
         </w:numPr>
       </w:pPr>
       <w:r>
@@ -1253,9 +1835,9 @@
         </w:pict>
       </w:r>
     </w:p>
-    <w:bookmarkEnd w:id="12"/>
-    <w:bookmarkEnd w:id="13"/>
-    <w:bookmarkStart w:id="18" w:name="the-four-content-types"/>
+    <w:bookmarkEnd w:id="17"/>
+    <w:bookmarkEnd w:id="18"/>
+    <w:bookmarkStart w:id="23" w:name="the-four-content-types"/>
     <w:p>
       <w:pPr>
         <w:pStyle w:val="Heading2"/>
@@ -1272,7 +1854,7 @@
         <w:t xml:space="preserve">Each type below gives: what she writes, where it lands in GHL, and the per-type rules.</w:t>
       </w:r>
     </w:p>
-    <w:bookmarkStart w:id="14" w:name="blog-post"/>
+    <w:bookmarkStart w:id="19" w:name="blog-post"/>
     <w:p>
       <w:pPr>
         <w:pStyle w:val="Heading3"/>
@@ -1286,7 +1868,7 @@
         <w:pStyle w:val="Compact"/>
         <w:numPr>
           <w:ilvl w:val="0"/>
-          <w:numId w:val="1005"/>
+          <w:numId w:val="1006"/>
         </w:numPr>
       </w:pPr>
       <w:r>
@@ -1308,7 +1890,7 @@
         <w:pStyle w:val="Compact"/>
         <w:numPr>
           <w:ilvl w:val="0"/>
-          <w:numId w:val="1005"/>
+          <w:numId w:val="1006"/>
         </w:numPr>
       </w:pPr>
       <w:r>
@@ -1330,7 +1912,7 @@
         <w:pStyle w:val="Compact"/>
         <w:numPr>
           <w:ilvl w:val="0"/>
-          <w:numId w:val="1005"/>
+          <w:numId w:val="1006"/>
         </w:numPr>
       </w:pPr>
       <w:r>
@@ -1365,7 +1947,7 @@
         <w:pStyle w:val="Compact"/>
         <w:numPr>
           <w:ilvl w:val="0"/>
-          <w:numId w:val="1005"/>
+          <w:numId w:val="1006"/>
         </w:numPr>
       </w:pPr>
       <w:r>
@@ -1382,8 +1964,8 @@
         <w:t xml:space="preserve">ties to an approved talking point or the current seasonal angle from the KB. Wellness-compliant language only (Section 5). One clear call to action pointing at the correct funnel entry (consumer guide, discovery call, etc.), pulled from the links registry, never a hand-typed URL.</w:t>
       </w:r>
     </w:p>
-    <w:bookmarkEnd w:id="14"/>
-    <w:bookmarkStart w:id="15" w:name="email-posts"/>
+    <w:bookmarkEnd w:id="19"/>
+    <w:bookmarkStart w:id="20" w:name="email-posts"/>
     <w:p>
       <w:pPr>
         <w:pStyle w:val="Heading3"/>
@@ -1397,7 +1979,7 @@
         <w:pStyle w:val="Compact"/>
         <w:numPr>
           <w:ilvl w:val="0"/>
-          <w:numId w:val="1006"/>
+          <w:numId w:val="1007"/>
         </w:numPr>
       </w:pPr>
       <w:r>
@@ -1419,7 +2001,7 @@
         <w:pStyle w:val="Compact"/>
         <w:numPr>
           <w:ilvl w:val="0"/>
-          <w:numId w:val="1006"/>
+          <w:numId w:val="1007"/>
         </w:numPr>
       </w:pPr>
       <w:r>
@@ -1462,7 +2044,7 @@
         <w:pStyle w:val="Compact"/>
         <w:numPr>
           <w:ilvl w:val="0"/>
-          <w:numId w:val="1006"/>
+          <w:numId w:val="1007"/>
         </w:numPr>
       </w:pPr>
       <w:r>
@@ -1516,7 +2098,7 @@
         <w:pStyle w:val="Compact"/>
         <w:numPr>
           <w:ilvl w:val="0"/>
-          <w:numId w:val="1006"/>
+          <w:numId w:val="1007"/>
         </w:numPr>
       </w:pPr>
       <w:r>
@@ -1545,8 +2127,8 @@
         <w:t xml:space="preserve">so body copy must not repeat it. No em-dashes. Compliance-scanned before staging.</w:t>
       </w:r>
     </w:p>
-    <w:bookmarkEnd w:id="15"/>
-    <w:bookmarkStart w:id="16" w:name="social-posts"/>
+    <w:bookmarkEnd w:id="20"/>
+    <w:bookmarkStart w:id="21" w:name="social-posts"/>
     <w:p>
       <w:pPr>
         <w:pStyle w:val="Heading3"/>
@@ -1560,7 +2142,7 @@
         <w:pStyle w:val="Compact"/>
         <w:numPr>
           <w:ilvl w:val="0"/>
-          <w:numId w:val="1007"/>
+          <w:numId w:val="1008"/>
         </w:numPr>
       </w:pPr>
       <w:r>
@@ -1582,7 +2164,7 @@
         <w:pStyle w:val="Compact"/>
         <w:numPr>
           <w:ilvl w:val="0"/>
-          <w:numId w:val="1007"/>
+          <w:numId w:val="1008"/>
         </w:numPr>
       </w:pPr>
       <w:r>
@@ -1604,7 +2186,7 @@
         <w:pStyle w:val="Compact"/>
         <w:numPr>
           <w:ilvl w:val="0"/>
-          <w:numId w:val="1007"/>
+          <w:numId w:val="1008"/>
         </w:numPr>
       </w:pPr>
       <w:r>
@@ -1647,15 +2229,76 @@
         <w:t xml:space="preserve"> </w:t>
       </w:r>
       <w:r>
-        <w:t xml:space="preserve">which channels are connected (the KB lists Instagram, Facebook, LinkedIn as active sources).</w:t>
-      </w:r>
-    </w:p>
-    <w:p>
-      <w:pPr>
-        <w:pStyle w:val="Compact"/>
-        <w:numPr>
-          <w:ilvl w:val="0"/>
-          <w:numId w:val="1007"/>
+        <w:t xml:space="preserve">which channels are connected.</w:t>
+      </w:r>
+      <w:r>
+        <w:t xml:space="preserve"> </w:t>
+      </w:r>
+      <w:r>
+        <w:rPr>
+          <w:b/>
+          <w:bCs/>
+        </w:rPr>
+        <w:t xml:space="preserve">Do not assume any are.</w:t>
+      </w:r>
+      <w:r>
+        <w:t xml:space="preserve"> </w:t>
+      </w:r>
+      <w:r>
+        <w:t xml:space="preserve">The only documented active account is</w:t>
+      </w:r>
+      <w:r>
+        <w:t xml:space="preserve"> </w:t>
+      </w:r>
+      <w:r>
+        <w:rPr>
+          <w:b/>
+          <w:bCs/>
+        </w:rPr>
+        <w:t xml:space="preserve">Instagram</w:t>
+      </w:r>
+      <w:r>
+        <w:rPr>
+          <w:b/>
+          <w:bCs/>
+        </w:rPr>
+        <w:t xml:space="preserve"> </w:t>
+      </w:r>
+      <w:r>
+        <w:rPr>
+          <w:b/>
+          <w:bCs/>
+        </w:rPr>
+        <w:t xml:space="preserve">@enyrgy.light</w:t>
+      </w:r>
+      <w:r>
+        <w:t xml:space="preserve"> </w:t>
+      </w:r>
+      <w:r>
+        <w:t xml:space="preserve">(Brand Style Guide).</w:t>
+      </w:r>
+      <w:r>
+        <w:t xml:space="preserve"> </w:t>
+      </w:r>
+      <w:r>
+        <w:rPr>
+          <w:rStyle w:val="VerbatimChar"/>
+        </w:rPr>
+        <w:t xml:space="preserve">source_instagram</w:t>
+      </w:r>
+      <w:r>
+        <w:t xml:space="preserve"> </w:t>
+      </w:r>
+      <w:r>
+        <w:t xml:space="preserve">and friends are lead-source tags, not publishing channels, see Section 0.5.</w:t>
+      </w:r>
+    </w:p>
+    <w:p>
+      <w:pPr>
+        <w:pStyle w:val="Compact"/>
+        <w:numPr>
+          <w:ilvl w:val="0"/>
+          <w:numId w:val="1008"/>
         </w:numPr>
       </w:pPr>
       <w:r>
@@ -1672,8 +2315,8 @@
         <w:t xml:space="preserve">brand voice is peer-to-peer, Sunrise Orange, Montserrat feel, no em-dashes. Narrative / story-style posts should lean on the StorySelling approach (origin stories, testimonials, community proof) rather than hard selling.</w:t>
       </w:r>
     </w:p>
-    <w:bookmarkEnd w:id="16"/>
-    <w:bookmarkStart w:id="17" w:name="ads"/>
+    <w:bookmarkEnd w:id="21"/>
+    <w:bookmarkStart w:id="22" w:name="ads"/>
     <w:p>
       <w:pPr>
         <w:pStyle w:val="Heading3"/>
@@ -1687,7 +2330,7 @@
         <w:pStyle w:val="Compact"/>
         <w:numPr>
           <w:ilvl w:val="0"/>
-          <w:numId w:val="1008"/>
+          <w:numId w:val="1009"/>
         </w:numPr>
       </w:pPr>
       <w:r>
@@ -1709,7 +2352,7 @@
         <w:pStyle w:val="Compact"/>
         <w:numPr>
           <w:ilvl w:val="0"/>
-          <w:numId w:val="1008"/>
+          <w:numId w:val="1009"/>
         </w:numPr>
       </w:pPr>
       <w:r>
@@ -1731,7 +2374,7 @@
         <w:pStyle w:val="Compact"/>
         <w:numPr>
           <w:ilvl w:val="0"/>
-          <w:numId w:val="1008"/>
+          <w:numId w:val="1009"/>
         </w:numPr>
       </w:pPr>
       <w:r>
@@ -1755,9 +2398,9 @@
         </w:pict>
       </w:r>
     </w:p>
-    <w:bookmarkEnd w:id="17"/>
-    <w:bookmarkEnd w:id="18"/>
-    <w:bookmarkStart w:id="19" w:name="the-dashboard-management-function"/>
+    <w:bookmarkEnd w:id="22"/>
+    <w:bookmarkEnd w:id="23"/>
+    <w:bookmarkStart w:id="24" w:name="the-dashboard-management-function"/>
     <w:p>
       <w:pPr>
         <w:pStyle w:val="Heading2"/>
@@ -1821,12 +2464,12 @@
     <w:tbl>
       <w:tblPr>
         <w:tblBorders>
-          <w:top w:val="single" w:sz="4" w:space="0" w:color="auto"/>
-          <w:left w:val="single" w:sz="4" w:space="0" w:color="auto"/>
-          <w:bottom w:val="single" w:sz="4" w:space="0" w:color="auto"/>
-          <w:right w:val="single" w:sz="4" w:space="0" w:color="auto"/>
-          <w:insideH w:val="single" w:sz="4" w:space="0" w:color="auto"/>
-          <w:insideV w:val="single" w:sz="4" w:space="0" w:color="auto"/>
+          <w:top w:val="single" w:sz="6" w:space="0" w:color="AAAAAA"/>
+          <w:left w:val="single" w:sz="6" w:space="0" w:color="AAAAAA"/>
+          <w:bottom w:val="single" w:sz="6" w:space="0" w:color="AAAAAA"/>
+          <w:right w:val="single" w:sz="6" w:space="0" w:color="AAAAAA"/>
+          <w:insideH w:val="single" w:sz="6" w:space="0" w:color="AAAAAA"/>
+          <w:insideV w:val="single" w:sz="6" w:space="0" w:color="AAAAAA"/>
         </w:tblBorders>
         <w:tblStyle w:val="Table"/>
         <w:tblW w:type="pct" w:w="5000"/>
@@ -2127,7 +2770,7 @@
         <w:pStyle w:val="Compact"/>
         <w:numPr>
           <w:ilvl w:val="0"/>
-          <w:numId w:val="1009"/>
+          <w:numId w:val="1010"/>
         </w:numPr>
       </w:pPr>
       <w:r>
@@ -2149,7 +2792,7 @@
         <w:pStyle w:val="Compact"/>
         <w:numPr>
           <w:ilvl w:val="0"/>
-          <w:numId w:val="1009"/>
+          <w:numId w:val="1010"/>
         </w:numPr>
       </w:pPr>
       <w:r>
@@ -2171,7 +2814,7 @@
         <w:pStyle w:val="Compact"/>
         <w:numPr>
           <w:ilvl w:val="0"/>
-          <w:numId w:val="1009"/>
+          <w:numId w:val="1010"/>
         </w:numPr>
       </w:pPr>
       <w:r>
@@ -2224,7 +2867,7 @@
         <w:pStyle w:val="Compact"/>
         <w:numPr>
           <w:ilvl w:val="0"/>
-          <w:numId w:val="1010"/>
+          <w:numId w:val="1011"/>
         </w:numPr>
       </w:pPr>
       <w:r>
@@ -2246,7 +2889,7 @@
         <w:pStyle w:val="Compact"/>
         <w:numPr>
           <w:ilvl w:val="0"/>
-          <w:numId w:val="1010"/>
+          <w:numId w:val="1011"/>
         </w:numPr>
       </w:pPr>
       <w:r>
@@ -2321,8 +2964,8 @@
         </w:pict>
       </w:r>
     </w:p>
-    <w:bookmarkEnd w:id="19"/>
-    <w:bookmarkStart w:id="20" w:name="X3dece3c4f18435dad8988f0b1c706329997e50b"/>
+    <w:bookmarkEnd w:id="24"/>
+    <w:bookmarkStart w:id="25" w:name="X3dece3c4f18435dad8988f0b1c706329997e50b"/>
     <w:p>
       <w:pPr>
         <w:pStyle w:val="Heading2"/>
@@ -2344,21 +2987,97 @@
         <w:pStyle w:val="Compact"/>
         <w:numPr>
           <w:ilvl w:val="0"/>
-          <w:numId w:val="1011"/>
-        </w:numPr>
-      </w:pPr>
-      <w:r>
-        <w:rPr>
-          <w:b/>
-          <w:bCs/>
-        </w:rPr>
-        <w:t xml:space="preserve">Prohibited-words / FDA-wellness scan.</w:t>
-      </w:r>
-      <w:r>
-        <w:t xml:space="preserve"> </w:t>
-      </w:r>
-      <w:r>
-        <w:t xml:space="preserve">Every client-facing string (blog, email, ad, social) is checked against the prohibited-words list (GHL Implementation Guide Section 14) and the 2026 January FDA Guidelines for Wellness Products before it is staged. This is the same gate the Audit and Compliance agent enforces on outbound messages.</w:t>
+          <w:numId w:val="1012"/>
+        </w:numPr>
+      </w:pPr>
+      <w:r>
+        <w:rPr>
+          <w:b/>
+          <w:bCs/>
+        </w:rPr>
+        <w:t xml:space="preserve">Prohibited-words and claim-precision scan.</w:t>
+      </w:r>
+      <w:r>
+        <w:t xml:space="preserve"> </w:t>
+      </w:r>
+      <w:r>
+        <w:t xml:space="preserve">Every client-facing string (blog, email, ad, social) is checked against</w:t>
+      </w:r>
+      <w:r>
+        <w:t xml:space="preserve"> </w:t>
+      </w:r>
+      <w:r>
+        <w:rPr>
+          <w:b/>
+          <w:bCs/>
+        </w:rPr>
+        <w:t xml:space="preserve">KB Section 11</w:t>
+      </w:r>
+      <w:r>
+        <w:t xml:space="preserve"> </w:t>
+      </w:r>
+      <w:r>
+        <w:t xml:space="preserve">(prohibited words),</w:t>
+      </w:r>
+      <w:r>
+        <w:t xml:space="preserve"> </w:t>
+      </w:r>
+      <w:r>
+        <w:rPr>
+          <w:b/>
+          <w:bCs/>
+        </w:rPr>
+        <w:t xml:space="preserve">KB Section 8</w:t>
+      </w:r>
+      <w:r>
+        <w:t xml:space="preserve"> </w:t>
+      </w:r>
+      <w:r>
+        <w:t xml:space="preserve">(claim precision) and</w:t>
+      </w:r>
+      <w:r>
+        <w:t xml:space="preserve"> </w:t>
+      </w:r>
+      <w:r>
+        <w:rPr>
+          <w:b/>
+          <w:bCs/>
+        </w:rPr>
+        <w:t xml:space="preserve">Implementation Guide Section 14</w:t>
+      </w:r>
+      <w:r>
+        <w:t xml:space="preserve"> </w:t>
+      </w:r>
+      <w:r>
+        <w:t xml:space="preserve">(content rules) before it is staged.</w:t>
+      </w:r>
+      <w:r>
+        <w:t xml:space="preserve"> </w:t>
+      </w:r>
+      <w:r>
+        <w:rPr>
+          <w:b/>
+          <w:bCs/>
+        </w:rPr>
+        <w:t xml:space="preserve">There is no FDA wellness guideline document in this corpus; do not cite one.</w:t>
+      </w:r>
+      <w:r>
+        <w:t xml:space="preserve"> </w:t>
+      </w:r>
+      <w:r>
+        <w:t xml:space="preserve">The original version of this spec referenced a</w:t>
+      </w:r>
+      <w:r>
+        <w:t xml:space="preserve"> </w:t>
+      </w:r>
+      <w:r>
+        <w:t xml:space="preserve">“2026 January FDA Guidelines for Wellness Products”</w:t>
+      </w:r>
+      <w:r>
+        <w:t xml:space="preserve"> </w:t>
+      </w:r>
+      <w:r>
+        <w:t xml:space="preserve">that does not exist, see Section 0.5. This is the same gate the Audit and Compliance agent enforces on outbound messages.</w:t>
       </w:r>
       <w:r>
         <w:t xml:space="preserve"> </w:t>
@@ -2382,7 +3101,7 @@
         <w:pStyle w:val="Compact"/>
         <w:numPr>
           <w:ilvl w:val="0"/>
-          <w:numId w:val="1011"/>
+          <w:numId w:val="1012"/>
         </w:numPr>
       </w:pPr>
       <w:r>
@@ -2404,7 +3123,7 @@
         <w:pStyle w:val="Compact"/>
         <w:numPr>
           <w:ilvl w:val="0"/>
-          <w:numId w:val="1011"/>
+          <w:numId w:val="1012"/>
         </w:numPr>
       </w:pPr>
       <w:r>
@@ -2426,7 +3145,7 @@
         <w:pStyle w:val="Compact"/>
         <w:numPr>
           <w:ilvl w:val="0"/>
-          <w:numId w:val="1011"/>
+          <w:numId w:val="1012"/>
         </w:numPr>
       </w:pPr>
       <w:r>
@@ -2460,7 +3179,7 @@
         <w:pStyle w:val="Compact"/>
         <w:numPr>
           <w:ilvl w:val="0"/>
-          <w:numId w:val="1011"/>
+          <w:numId w:val="1012"/>
         </w:numPr>
       </w:pPr>
       <w:r>
@@ -2484,8 +3203,8 @@
         </w:pict>
       </w:r>
     </w:p>
-    <w:bookmarkEnd w:id="20"/>
-    <w:bookmarkStart w:id="21" w:name="the-agent-itself-hiring-maria"/>
+    <w:bookmarkEnd w:id="25"/>
+    <w:bookmarkStart w:id="26" w:name="the-agent-itself-hiring-maria"/>
     <w:p>
       <w:pPr>
         <w:pStyle w:val="Heading2"/>
@@ -2532,7 +3251,7 @@
         <w:pStyle w:val="Compact"/>
         <w:numPr>
           <w:ilvl w:val="0"/>
-          <w:numId w:val="1012"/>
+          <w:numId w:val="1013"/>
         </w:numPr>
       </w:pPr>
       <w:r>
@@ -2582,7 +3301,7 @@
         <w:pStyle w:val="Compact"/>
         <w:numPr>
           <w:ilvl w:val="0"/>
-          <w:numId w:val="1012"/>
+          <w:numId w:val="1013"/>
         </w:numPr>
       </w:pPr>
       <w:r>
@@ -2604,7 +3323,7 @@
         <w:pStyle w:val="Compact"/>
         <w:numPr>
           <w:ilvl w:val="0"/>
-          <w:numId w:val="1012"/>
+          <w:numId w:val="1013"/>
         </w:numPr>
       </w:pPr>
       <w:r>
@@ -2650,7 +3369,7 @@
         <w:pStyle w:val="Compact"/>
         <w:numPr>
           <w:ilvl w:val="0"/>
-          <w:numId w:val="1012"/>
+          <w:numId w:val="1013"/>
         </w:numPr>
       </w:pPr>
       <w:r>
@@ -2672,7 +3391,7 @@
         <w:pStyle w:val="Compact"/>
         <w:numPr>
           <w:ilvl w:val="0"/>
-          <w:numId w:val="1012"/>
+          <w:numId w:val="1013"/>
         </w:numPr>
       </w:pPr>
       <w:r>
@@ -2694,7 +3413,7 @@
         <w:pStyle w:val="Compact"/>
         <w:numPr>
           <w:ilvl w:val="0"/>
-          <w:numId w:val="1012"/>
+          <w:numId w:val="1013"/>
         </w:numPr>
       </w:pPr>
       <w:r>
@@ -2743,7 +3462,7 @@
         <w:pStyle w:val="Compact"/>
         <w:numPr>
           <w:ilvl w:val="0"/>
-          <w:numId w:val="1012"/>
+          <w:numId w:val="1013"/>
         </w:numPr>
       </w:pPr>
       <w:r>
@@ -2767,8 +3486,8 @@
         </w:pict>
       </w:r>
     </w:p>
-    <w:bookmarkEnd w:id="21"/>
-    <w:bookmarkStart w:id="22" w:name="data-and-knowledge-inputs"/>
+    <w:bookmarkEnd w:id="26"/>
+    <w:bookmarkStart w:id="27" w:name="data-and-knowledge-inputs"/>
     <w:p>
       <w:pPr>
         <w:pStyle w:val="Heading2"/>
@@ -2790,7 +3509,7 @@
         <w:pStyle w:val="Compact"/>
         <w:numPr>
           <w:ilvl w:val="0"/>
-          <w:numId w:val="1013"/>
+          <w:numId w:val="1014"/>
         </w:numPr>
       </w:pPr>
       <w:r>
@@ -2812,7 +3531,7 @@
         <w:pStyle w:val="Compact"/>
         <w:numPr>
           <w:ilvl w:val="0"/>
-          <w:numId w:val="1013"/>
+          <w:numId w:val="1014"/>
         </w:numPr>
       </w:pPr>
       <w:r>
@@ -2862,7 +3581,7 @@
         <w:pStyle w:val="Compact"/>
         <w:numPr>
           <w:ilvl w:val="0"/>
-          <w:numId w:val="1013"/>
+          <w:numId w:val="1014"/>
         </w:numPr>
       </w:pPr>
       <w:r>
@@ -2884,7 +3603,7 @@
         <w:pStyle w:val="Compact"/>
         <w:numPr>
           <w:ilvl w:val="0"/>
-          <w:numId w:val="1013"/>
+          <w:numId w:val="1014"/>
         </w:numPr>
       </w:pPr>
       <w:r>
@@ -2908,8 +3627,8 @@
         </w:pict>
       </w:r>
     </w:p>
-    <w:bookmarkEnd w:id="22"/>
-    <w:bookmarkStart w:id="23" w:name="reporting"/>
+    <w:bookmarkEnd w:id="27"/>
+    <w:bookmarkStart w:id="28" w:name="reporting"/>
     <w:p>
       <w:pPr>
         <w:pStyle w:val="Heading2"/>
@@ -2943,8 +3662,8 @@
         </w:pict>
       </w:r>
     </w:p>
-    <w:bookmarkEnd w:id="23"/>
-    <w:bookmarkStart w:id="24" w:name="build-checklist-for-enyrgy"/>
+    <w:bookmarkEnd w:id="28"/>
+    <w:bookmarkStart w:id="29" w:name="build-checklist-for-enyrgy"/>
     <w:p>
       <w:pPr>
         <w:pStyle w:val="Heading2"/>
@@ -2966,7 +3685,7 @@
         <w:pStyle w:val="Compact"/>
         <w:numPr>
           <w:ilvl w:val="0"/>
-          <w:numId w:val="1014"/>
+          <w:numId w:val="1015"/>
         </w:numPr>
       </w:pPr>
       <w:r>
@@ -2988,7 +3707,7 @@
         <w:pStyle w:val="Compact"/>
         <w:numPr>
           <w:ilvl w:val="0"/>
-          <w:numId w:val="1014"/>
+          <w:numId w:val="1015"/>
         </w:numPr>
       </w:pPr>
       <w:r>
@@ -3010,7 +3729,7 @@
         <w:pStyle w:val="Compact"/>
         <w:numPr>
           <w:ilvl w:val="0"/>
-          <w:numId w:val="1014"/>
+          <w:numId w:val="1015"/>
         </w:numPr>
       </w:pPr>
       <w:r>
@@ -3029,7 +3748,7 @@
         <w:pStyle w:val="Compact"/>
         <w:numPr>
           <w:ilvl w:val="0"/>
-          <w:numId w:val="1014"/>
+          <w:numId w:val="1015"/>
         </w:numPr>
       </w:pPr>
       <w:r>
@@ -3066,7 +3785,7 @@
         <w:pStyle w:val="Compact"/>
         <w:numPr>
           <w:ilvl w:val="0"/>
-          <w:numId w:val="1014"/>
+          <w:numId w:val="1015"/>
         </w:numPr>
       </w:pPr>
       <w:r>
@@ -3118,7 +3837,7 @@
         <w:pStyle w:val="Compact"/>
         <w:numPr>
           <w:ilvl w:val="0"/>
-          <w:numId w:val="1014"/>
+          <w:numId w:val="1015"/>
         </w:numPr>
       </w:pPr>
       <w:r>
@@ -3140,7 +3859,7 @@
         <w:pStyle w:val="Compact"/>
         <w:numPr>
           <w:ilvl w:val="0"/>
-          <w:numId w:val="1014"/>
+          <w:numId w:val="1015"/>
         </w:numPr>
       </w:pPr>
       <w:r>
@@ -3162,7 +3881,7 @@
         <w:pStyle w:val="Compact"/>
         <w:numPr>
           <w:ilvl w:val="0"/>
-          <w:numId w:val="1014"/>
+          <w:numId w:val="1015"/>
         </w:numPr>
       </w:pPr>
       <w:r>
@@ -3184,7 +3903,7 @@
         <w:pStyle w:val="Compact"/>
         <w:numPr>
           <w:ilvl w:val="0"/>
-          <w:numId w:val="1014"/>
+          <w:numId w:val="1015"/>
         </w:numPr>
       </w:pPr>
       <w:r>
@@ -3206,7 +3925,7 @@
         <w:pStyle w:val="Compact"/>
         <w:numPr>
           <w:ilvl w:val="0"/>
-          <w:numId w:val="1014"/>
+          <w:numId w:val="1015"/>
         </w:numPr>
       </w:pPr>
       <w:r>
@@ -3230,8 +3949,8 @@
         </w:pict>
       </w:r>
     </w:p>
-    <w:bookmarkEnd w:id="24"/>
-    <w:bookmarkStart w:id="25" w:name="open-decisions-for-enyrgy-confirm"/>
+    <w:bookmarkEnd w:id="29"/>
+    <w:bookmarkStart w:id="30" w:name="open-decisions-for-enyrgy-confirm"/>
     <w:p>
       <w:pPr>
         <w:pStyle w:val="Heading2"/>
@@ -3245,7 +3964,75 @@
         <w:pStyle w:val="Compact"/>
         <w:numPr>
           <w:ilvl w:val="0"/>
-          <w:numId w:val="1015"/>
+          <w:numId w:val="1016"/>
+        </w:numPr>
+      </w:pPr>
+      <w:r>
+        <w:rPr>
+          <w:b/>
+          <w:bCs/>
+        </w:rPr>
+        <w:t xml:space="preserve">Does Enyrgy want this at all right now, given Thea Cartier is a real hire who owns organic social?</w:t>
+      </w:r>
+      <w:r>
+        <w:t xml:space="preserve"> </w:t>
+      </w:r>
+      <w:r>
+        <w:t xml:space="preserve">The honest options are: the agent drafts and Thea edits and ships (recommended), the agent covers channels Thea does not, or hold the build until her remit is settled. This is the first decision, not a detail.</w:t>
+      </w:r>
+    </w:p>
+    <w:p>
+      <w:pPr>
+        <w:pStyle w:val="Compact"/>
+        <w:numPr>
+          <w:ilvl w:val="0"/>
+          <w:numId w:val="1016"/>
+        </w:numPr>
+      </w:pPr>
+      <w:r>
+        <w:rPr>
+          <w:b/>
+          <w:bCs/>
+        </w:rPr>
+        <w:t xml:space="preserve">Ads: in or out of v1?</w:t>
+      </w:r>
+      <w:r>
+        <w:t xml:space="preserve"> </w:t>
+      </w:r>
+      <w:r>
+        <w:t xml:space="preserve">Recommend out, see Section 0.5. Including them ends the</w:t>
+      </w:r>
+      <w:r>
+        <w:t xml:space="preserve"> </w:t>
+      </w:r>
+      <w:r>
+        <w:t xml:space="preserve">“zero paid ads”</w:t>
+      </w:r>
+      <w:r>
+        <w:t xml:space="preserve"> </w:t>
+      </w:r>
+      <w:r>
+        <w:t xml:space="preserve">claim.</w:t>
+      </w:r>
+    </w:p>
+    <w:p>
+      <w:pPr>
+        <w:pStyle w:val="Compact"/>
+        <w:numPr>
+          <w:ilvl w:val="0"/>
+          <w:numId w:val="1016"/>
+        </w:numPr>
+      </w:pPr>
+      <w:r>
+        <w:t xml:space="preserve">Whether any channel is connected to the GHL Social Planner today, and whether GHL Blogs is enabled on the sub-account. Both are prerequisites and neither is confirmed.</w:t>
+      </w:r>
+    </w:p>
+    <w:p>
+      <w:pPr>
+        <w:pStyle w:val="Compact"/>
+        <w:numPr>
+          <w:ilvl w:val="0"/>
+          <w:numId w:val="1016"/>
         </w:numPr>
       </w:pPr>
       <w:r>
@@ -3257,7 +4044,7 @@
         <w:pStyle w:val="Compact"/>
         <w:numPr>
           <w:ilvl w:val="0"/>
-          <w:numId w:val="1015"/>
+          <w:numId w:val="1016"/>
         </w:numPr>
       </w:pPr>
       <w:r>
@@ -3269,7 +4056,7 @@
         <w:pStyle w:val="Compact"/>
         <w:numPr>
           <w:ilvl w:val="0"/>
-          <w:numId w:val="1015"/>
+          <w:numId w:val="1016"/>
         </w:numPr>
       </w:pPr>
       <w:r>
@@ -3281,7 +4068,7 @@
         <w:pStyle w:val="Compact"/>
         <w:numPr>
           <w:ilvl w:val="0"/>
-          <w:numId w:val="1015"/>
+          <w:numId w:val="1016"/>
         </w:numPr>
       </w:pPr>
       <w:r>
@@ -3293,7 +4080,7 @@
         <w:pStyle w:val="Compact"/>
         <w:numPr>
           <w:ilvl w:val="0"/>
-          <w:numId w:val="1015"/>
+          <w:numId w:val="1016"/>
         </w:numPr>
       </w:pPr>
       <w:r>
@@ -3305,7 +4092,7 @@
         <w:pStyle w:val="Compact"/>
         <w:numPr>
           <w:ilvl w:val="0"/>
-          <w:numId w:val="1015"/>
+          <w:numId w:val="1016"/>
         </w:numPr>
       </w:pPr>
       <w:r>
@@ -3317,7 +4104,7 @@
         <w:pStyle w:val="Compact"/>
         <w:numPr>
           <w:ilvl w:val="0"/>
-          <w:numId w:val="1015"/>
+          <w:numId w:val="1016"/>
         </w:numPr>
       </w:pPr>
       <w:r>
@@ -3331,8 +4118,8 @@
         </w:pict>
       </w:r>
     </w:p>
-    <w:bookmarkEnd w:id="25"/>
-    <w:bookmarkStart w:id="26" w:name="what-this-doc-does-not-cover"/>
+    <w:bookmarkEnd w:id="30"/>
+    <w:bookmarkStart w:id="31" w:name="what-this-doc-does-not-cover"/>
     <w:p>
       <w:pPr>
         <w:pStyle w:val="Heading2"/>
@@ -3371,8 +4158,8 @@
         </w:pict>
       </w:r>
     </w:p>
-    <w:bookmarkEnd w:id="26"/>
-    <w:bookmarkStart w:id="27" w:name="appendix-a.-starter-agents.md-for-maria"/>
+    <w:bookmarkEnd w:id="31"/>
+    <w:bookmarkStart w:id="32" w:name="appendix-a.-starter-agents.md-for-maria"/>
     <w:p>
       <w:pPr>
         <w:pStyle w:val="Heading2"/>
@@ -3709,7 +4496,7 @@
         <w:rPr>
           <w:rStyle w:val="NormalTok"/>
         </w:rPr>
-        <w:t xml:space="preserve">Scan every client-facing string against the prohibited-words list (Implementation</w:t>
+        <w:t xml:space="preserve">Scan every client-facing string against KB Section 11 (prohibited words), KB</w:t>
       </w:r>
       <w:r>
         <w:br/>
@@ -3718,7 +4505,7 @@
         <w:rPr>
           <w:rStyle w:val="NormalTok"/>
         </w:rPr>
-        <w:t xml:space="preserve">Guide Section 14) and the 2026 January FDA Guidelines for Wellness Products. Never</w:t>
+        <w:t xml:space="preserve">Section 8 (claim precision) and Implementation Guide Section 14. Never</w:t>
       </w:r>
       <w:r>
         <w:br/>
@@ -3980,8 +4767,8 @@
         </w:pict>
       </w:r>
     </w:p>
-    <w:bookmarkEnd w:id="27"/>
-    <w:bookmarkStart w:id="28" w:name="X717841a24a9a9265dba833e88e420e11b4ab77c"/>
+    <w:bookmarkEnd w:id="32"/>
+    <w:bookmarkStart w:id="33" w:name="X717841a24a9a9265dba833e88e420e11b4ab77c"/>
     <w:p>
       <w:pPr>
         <w:pStyle w:val="Heading2"/>
@@ -4315,8 +5102,8 @@
         <w:t xml:space="preserve">Human spend sign-off: REQUIRED before launch.</w:t>
       </w:r>
     </w:p>
-    <w:bookmarkEnd w:id="28"/>
-    <w:bookmarkEnd w:id="29"/>
+    <w:bookmarkEnd w:id="33"/>
+    <w:bookmarkEnd w:id="34"/>
     <w:sectPr>
       <w:footnotePr>
         <w:numRestart w:val="eachSect"/>
@@ -4622,6 +5409,9 @@
     <w:abstractNumId w:val="991"/>
   </w:num>
   <w:num w:numId="1002">
+    <w:abstractNumId w:val="991"/>
+  </w:num>
+  <w:num w:numId="1003">
     <w:abstractNumId w:val="99411"/>
     <w:lvlOverride w:ilvl="0">
       <w:startOverride w:val="1"/>
@@ -4651,10 +5441,10 @@
       <w:startOverride w:val="1"/>
     </w:lvlOverride>
   </w:num>
-  <w:num w:numId="1003">
+  <w:num w:numId="1004">
     <w:abstractNumId w:val="991"/>
   </w:num>
-  <w:num w:numId="1004">
+  <w:num w:numId="1005">
     <w:abstractNumId w:val="99411"/>
     <w:lvlOverride w:ilvl="0">
       <w:startOverride w:val="1"/>
@@ -4684,9 +5474,6 @@
       <w:startOverride w:val="1"/>
     </w:lvlOverride>
   </w:num>
-  <w:num w:numId="1005">
-    <w:abstractNumId w:val="991"/>
-  </w:num>
   <w:num w:numId="1006">
     <w:abstractNumId w:val="991"/>
   </w:num>
@@ -4700,6 +5487,9 @@
     <w:abstractNumId w:val="991"/>
   </w:num>
   <w:num w:numId="1010">
+    <w:abstractNumId w:val="991"/>
+  </w:num>
+  <w:num w:numId="1011">
     <w:abstractNumId w:val="99411"/>
     <w:lvlOverride w:ilvl="0">
       <w:startOverride w:val="1"/>
@@ -4729,41 +5519,11 @@
       <w:startOverride w:val="1"/>
     </w:lvlOverride>
   </w:num>
-  <w:num w:numId="1011">
-    <w:abstractNumId w:val="991"/>
-  </w:num>
   <w:num w:numId="1012">
     <w:abstractNumId w:val="991"/>
   </w:num>
   <w:num w:numId="1013">
-    <w:abstractNumId w:val="99411"/>
-    <w:lvlOverride w:ilvl="0">
-      <w:startOverride w:val="1"/>
-    </w:lvlOverride>
-    <w:lvlOverride w:ilvl="1">
-      <w:startOverride w:val="1"/>
-    </w:lvlOverride>
-    <w:lvlOverride w:ilvl="2">
-      <w:startOverride w:val="1"/>
-    </w:lvlOverride>
-    <w:lvlOverride w:ilvl="3">
-      <w:startOverride w:val="1"/>
-    </w:lvlOverride>
-    <w:lvlOverride w:ilvl="4">
-      <w:startOverride w:val="1"/>
-    </w:lvlOverride>
-    <w:lvlOverride w:ilvl="5">
-      <w:startOverride w:val="1"/>
-    </w:lvlOverride>
-    <w:lvlOverride w:ilvl="6">
-      <w:startOverride w:val="1"/>
-    </w:lvlOverride>
-    <w:lvlOverride w:ilvl="7">
-      <w:startOverride w:val="1"/>
-    </w:lvlOverride>
-    <w:lvlOverride w:ilvl="8">
-      <w:startOverride w:val="1"/>
-    </w:lvlOverride>
+    <w:abstractNumId w:val="991"/>
   </w:num>
   <w:num w:numId="1014">
     <w:abstractNumId w:val="99411"/>
@@ -4796,6 +5556,36 @@
     </w:lvlOverride>
   </w:num>
   <w:num w:numId="1015">
+    <w:abstractNumId w:val="99411"/>
+    <w:lvlOverride w:ilvl="0">
+      <w:startOverride w:val="1"/>
+    </w:lvlOverride>
+    <w:lvlOverride w:ilvl="1">
+      <w:startOverride w:val="1"/>
+    </w:lvlOverride>
+    <w:lvlOverride w:ilvl="2">
+      <w:startOverride w:val="1"/>
+    </w:lvlOverride>
+    <w:lvlOverride w:ilvl="3">
+      <w:startOverride w:val="1"/>
+    </w:lvlOverride>
+    <w:lvlOverride w:ilvl="4">
+      <w:startOverride w:val="1"/>
+    </w:lvlOverride>
+    <w:lvlOverride w:ilvl="5">
+      <w:startOverride w:val="1"/>
+    </w:lvlOverride>
+    <w:lvlOverride w:ilvl="6">
+      <w:startOverride w:val="1"/>
+    </w:lvlOverride>
+    <w:lvlOverride w:ilvl="7">
+      <w:startOverride w:val="1"/>
+    </w:lvlOverride>
+    <w:lvlOverride w:ilvl="8">
+      <w:startOverride w:val="1"/>
+    </w:lvlOverride>
+  </w:num>
+  <w:num w:numId="1016">
     <w:abstractNumId w:val="991"/>
   </w:num>
 </w:numbering>
@@ -5341,14 +6131,6 @@
     <w:unhideWhenUsed/>
     <w:qFormat/>
     <w:tblPr>
-      <w:tblBorders>
-        <w:top w:color="808080" w:space="0" w:sz="4" w:val="single"/>
-        <w:left w:color="808080" w:space="0" w:sz="4" w:val="single"/>
-        <w:bottom w:color="808080" w:space="0" w:sz="4" w:val="single"/>
-        <w:right w:color="808080" w:space="0" w:sz="4" w:val="single"/>
-        <w:insideH w:color="808080" w:space="0" w:sz="4" w:val="single"/>
-        <w:insideV w:color="808080" w:space="0" w:sz="4" w:val="single"/>
-      </w:tblBorders>
       <w:tblInd w:type="dxa" w:w="0"/>
       <w:tblCellMar>
         <w:top w:type="dxa" w:w="0"/>
@@ -5465,7 +6247,7 @@
       <w:color w:themeColor="accent1" w:themeShade="BF" w:val="365F91"/>
     </w:rPr>
   </w:style>
-  <w:style w:customStyle="1" w:styleId="SourceCode" w:type="paragraph">
+  <w:style w:type="paragraph" w:customStyle="1" w:styleId="SourceCode">
     <w:name w:val="Source Code"/>
     <w:basedOn w:val="Normal"/>
     <w:link w:val="VerbatimChar"/>
@@ -5473,7 +6255,7 @@
       <w:wordWrap w:val="off"/>
     </w:pPr>
   </w:style>
-  <w:style w:customStyle="1" w:styleId="KeywordTok" w:type="character">
+  <w:style w:type="character" w:customStyle="1" w:styleId="KeywordTok">
     <w:name w:val="KeywordTok"/>
     <w:basedOn w:val="VerbatimChar"/>
     <w:rPr>
@@ -5481,77 +6263,77 @@
       <w:color w:val="007020"/>
     </w:rPr>
   </w:style>
-  <w:style w:customStyle="1" w:styleId="DataTypeTok" w:type="character">
+  <w:style w:type="character" w:customStyle="1" w:styleId="DataTypeTok">
     <w:name w:val="DataTypeTok"/>
     <w:basedOn w:val="VerbatimChar"/>
     <w:rPr>
       <w:color w:val="902000"/>
     </w:rPr>
   </w:style>
-  <w:style w:customStyle="1" w:styleId="DecValTok" w:type="character">
+  <w:style w:type="character" w:customStyle="1" w:styleId="DecValTok">
     <w:name w:val="DecValTok"/>
     <w:basedOn w:val="VerbatimChar"/>
     <w:rPr>
       <w:color w:val="40a070"/>
     </w:rPr>
   </w:style>
-  <w:style w:customStyle="1" w:styleId="BaseNTok" w:type="character">
+  <w:style w:type="character" w:customStyle="1" w:styleId="BaseNTok">
     <w:name w:val="BaseNTok"/>
     <w:basedOn w:val="VerbatimChar"/>
     <w:rPr>
       <w:color w:val="40a070"/>
     </w:rPr>
   </w:style>
-  <w:style w:customStyle="1" w:styleId="FloatTok" w:type="character">
+  <w:style w:type="character" w:customStyle="1" w:styleId="FloatTok">
     <w:name w:val="FloatTok"/>
     <w:basedOn w:val="VerbatimChar"/>
     <w:rPr>
       <w:color w:val="40a070"/>
     </w:rPr>
   </w:style>
-  <w:style w:customStyle="1" w:styleId="ConstantTok" w:type="character">
+  <w:style w:type="character" w:customStyle="1" w:styleId="ConstantTok">
     <w:name w:val="ConstantTok"/>
     <w:basedOn w:val="VerbatimChar"/>
     <w:rPr>
       <w:color w:val="880000"/>
     </w:rPr>
   </w:style>
-  <w:style w:customStyle="1" w:styleId="CharTok" w:type="character">
+  <w:style w:type="character" w:customStyle="1" w:styleId="CharTok">
     <w:name w:val="CharTok"/>
     <w:basedOn w:val="VerbatimChar"/>
     <w:rPr>
       <w:color w:val="4070a0"/>
     </w:rPr>
   </w:style>
-  <w:style w:customStyle="1" w:styleId="SpecialCharTok" w:type="character">
+  <w:style w:type="character" w:customStyle="1" w:styleId="SpecialCharTok">
     <w:name w:val="SpecialCharTok"/>
     <w:basedOn w:val="VerbatimChar"/>
     <w:rPr>
       <w:color w:val="4070a0"/>
     </w:rPr>
   </w:style>
-  <w:style w:customStyle="1" w:styleId="StringTok" w:type="character">
+  <w:style w:type="character" w:customStyle="1" w:styleId="StringTok">
     <w:name w:val="StringTok"/>
     <w:basedOn w:val="VerbatimChar"/>
     <w:rPr>
       <w:color w:val="4070a0"/>
     </w:rPr>
   </w:style>
-  <w:style w:customStyle="1" w:styleId="VerbatimStringTok" w:type="character">
+  <w:style w:type="character" w:customStyle="1" w:styleId="VerbatimStringTok">
     <w:name w:val="VerbatimStringTok"/>
     <w:basedOn w:val="VerbatimChar"/>
     <w:rPr>
       <w:color w:val="4070a0"/>
     </w:rPr>
   </w:style>
-  <w:style w:customStyle="1" w:styleId="SpecialStringTok" w:type="character">
+  <w:style w:type="character" w:customStyle="1" w:styleId="SpecialStringTok">
     <w:name w:val="SpecialStringTok"/>
     <w:basedOn w:val="VerbatimChar"/>
     <w:rPr>
       <w:color w:val="bb6688"/>
     </w:rPr>
   </w:style>
-  <w:style w:customStyle="1" w:styleId="ImportTok" w:type="character">
+  <w:style w:type="character" w:customStyle="1" w:styleId="ImportTok">
     <w:name w:val="ImportTok"/>
     <w:basedOn w:val="VerbatimChar"/>
     <w:rPr>
@@ -5559,7 +6341,7 @@
       <w:color w:val="008000"/>
     </w:rPr>
   </w:style>
-  <w:style w:customStyle="1" w:styleId="CommentTok" w:type="character">
+  <w:style w:type="character" w:customStyle="1" w:styleId="CommentTok">
     <w:name w:val="CommentTok"/>
     <w:basedOn w:val="VerbatimChar"/>
     <w:rPr>
@@ -5567,7 +6349,7 @@
       <w:color w:val="60a0b0"/>
     </w:rPr>
   </w:style>
-  <w:style w:customStyle="1" w:styleId="DocumentationTok" w:type="character">
+  <w:style w:type="character" w:customStyle="1" w:styleId="DocumentationTok">
     <w:name w:val="DocumentationTok"/>
     <w:basedOn w:val="VerbatimChar"/>
     <w:rPr>
@@ -5575,7 +6357,7 @@
       <w:color w:val="ba2121"/>
     </w:rPr>
   </w:style>
-  <w:style w:customStyle="1" w:styleId="AnnotationTok" w:type="character">
+  <w:style w:type="character" w:customStyle="1" w:styleId="AnnotationTok">
     <w:name w:val="AnnotationTok"/>
     <w:basedOn w:val="VerbatimChar"/>
     <w:rPr>
@@ -5584,7 +6366,7 @@
       <w:color w:val="60a0b0"/>
     </w:rPr>
   </w:style>
-  <w:style w:customStyle="1" w:styleId="CommentVarTok" w:type="character">
+  <w:style w:type="character" w:customStyle="1" w:styleId="CommentVarTok">
     <w:name w:val="CommentVarTok"/>
     <w:basedOn w:val="VerbatimChar"/>
     <w:rPr>
@@ -5593,28 +6375,28 @@
       <w:color w:val="60a0b0"/>
     </w:rPr>
   </w:style>
-  <w:style w:customStyle="1" w:styleId="OtherTok" w:type="character">
+  <w:style w:type="character" w:customStyle="1" w:styleId="OtherTok">
     <w:name w:val="OtherTok"/>
     <w:basedOn w:val="VerbatimChar"/>
     <w:rPr>
       <w:color w:val="007020"/>
     </w:rPr>
   </w:style>
-  <w:style w:customStyle="1" w:styleId="FunctionTok" w:type="character">
+  <w:style w:type="character" w:customStyle="1" w:styleId="FunctionTok">
     <w:name w:val="FunctionTok"/>
     <w:basedOn w:val="VerbatimChar"/>
     <w:rPr>
       <w:color w:val="06287e"/>
     </w:rPr>
   </w:style>
-  <w:style w:customStyle="1" w:styleId="VariableTok" w:type="character">
+  <w:style w:type="character" w:customStyle="1" w:styleId="VariableTok">
     <w:name w:val="VariableTok"/>
     <w:basedOn w:val="VerbatimChar"/>
     <w:rPr>
       <w:color w:val="19177c"/>
     </w:rPr>
   </w:style>
-  <w:style w:customStyle="1" w:styleId="ControlFlowTok" w:type="character">
+  <w:style w:type="character" w:customStyle="1" w:styleId="ControlFlowTok">
     <w:name w:val="ControlFlowTok"/>
     <w:basedOn w:val="VerbatimChar"/>
     <w:rPr>
@@ -5622,45 +6404,45 @@
       <w:color w:val="007020"/>
     </w:rPr>
   </w:style>
-  <w:style w:customStyle="1" w:styleId="OperatorTok" w:type="character">
+  <w:style w:type="character" w:customStyle="1" w:styleId="OperatorTok">
     <w:name w:val="OperatorTok"/>
     <w:basedOn w:val="VerbatimChar"/>
     <w:rPr>
       <w:color w:val="666666"/>
     </w:rPr>
   </w:style>
-  <w:style w:customStyle="1" w:styleId="BuiltInTok" w:type="character">
+  <w:style w:type="character" w:customStyle="1" w:styleId="BuiltInTok">
     <w:name w:val="BuiltInTok"/>
     <w:basedOn w:val="VerbatimChar"/>
     <w:rPr>
       <w:color w:val="008000"/>
     </w:rPr>
   </w:style>
-  <w:style w:customStyle="1" w:styleId="ExtensionTok" w:type="character">
+  <w:style w:type="character" w:customStyle="1" w:styleId="ExtensionTok">
     <w:name w:val="ExtensionTok"/>
     <w:basedOn w:val="VerbatimChar"/>
     <w:rPr/>
   </w:style>
-  <w:style w:customStyle="1" w:styleId="PreprocessorTok" w:type="character">
+  <w:style w:type="character" w:customStyle="1" w:styleId="PreprocessorTok">
     <w:name w:val="PreprocessorTok"/>
     <w:basedOn w:val="VerbatimChar"/>
     <w:rPr>
       <w:color w:val="bc7a00"/>
     </w:rPr>
   </w:style>
-  <w:style w:customStyle="1" w:styleId="AttributeTok" w:type="character">
+  <w:style w:type="character" w:customStyle="1" w:styleId="AttributeTok">
     <w:name w:val="AttributeTok"/>
     <w:basedOn w:val="VerbatimChar"/>
     <w:rPr>
       <w:color w:val="7d9029"/>
     </w:rPr>
   </w:style>
-  <w:style w:customStyle="1" w:styleId="RegionMarkerTok" w:type="character">
+  <w:style w:type="character" w:customStyle="1" w:styleId="RegionMarkerTok">
     <w:name w:val="RegionMarkerTok"/>
     <w:basedOn w:val="VerbatimChar"/>
     <w:rPr/>
   </w:style>
-  <w:style w:customStyle="1" w:styleId="InformationTok" w:type="character">
+  <w:style w:type="character" w:customStyle="1" w:styleId="InformationTok">
     <w:name w:val="InformationTok"/>
     <w:basedOn w:val="VerbatimChar"/>
     <w:rPr>
@@ -5669,7 +6451,7 @@
       <w:color w:val="60a0b0"/>
     </w:rPr>
   </w:style>
-  <w:style w:customStyle="1" w:styleId="WarningTok" w:type="character">
+  <w:style w:type="character" w:customStyle="1" w:styleId="WarningTok">
     <w:name w:val="WarningTok"/>
     <w:basedOn w:val="VerbatimChar"/>
     <w:rPr>
@@ -5678,7 +6460,7 @@
       <w:color w:val="60a0b0"/>
     </w:rPr>
   </w:style>
-  <w:style w:customStyle="1" w:styleId="AlertTok" w:type="character">
+  <w:style w:type="character" w:customStyle="1" w:styleId="AlertTok">
     <w:name w:val="AlertTok"/>
     <w:basedOn w:val="VerbatimChar"/>
     <w:rPr>
@@ -5686,7 +6468,7 @@
       <w:color w:val="ff0000"/>
     </w:rPr>
   </w:style>
-  <w:style w:customStyle="1" w:styleId="ErrorTok" w:type="character">
+  <w:style w:type="character" w:customStyle="1" w:styleId="ErrorTok">
     <w:name w:val="ErrorTok"/>
     <w:basedOn w:val="VerbatimChar"/>
     <w:rPr>
@@ -5694,7 +6476,7 @@
       <w:color w:val="ff0000"/>
     </w:rPr>
   </w:style>
-  <w:style w:customStyle="1" w:styleId="NormalTok" w:type="character">
+  <w:style w:type="character" w:customStyle="1" w:styleId="NormalTok">
     <w:name w:val="NormalTok"/>
     <w:basedOn w:val="VerbatimChar"/>
     <w:rPr/>

--- a/Enyrgy_Weekly_Content_Engine_Spec.docx
+++ b/Enyrgy_Weekly_Content_Engine_Spec.docx
@@ -379,13 +379,13 @@
       </w:r>
     </w:p>
     <w:bookmarkEnd w:id="10"/>
-    <w:bookmarkStart w:id="11" w:name="X6a8d8634ef3bc4ea77e34c76529a0bcae7b5dfd"/>
+    <w:bookmarkStart w:id="11" w:name="X0c99aac5ff032cdf13cd76a613f017e8123b527"/>
     <w:p>
       <w:pPr>
         <w:pStyle w:val="Heading3"/>
       </w:pPr>
       <w:r>
-        <w:t xml:space="preserve">CORRECTED: the compliance reference does not exist</w:t>
+        <w:t xml:space="preserve">CONFIRMED, and a real gap behind it: the January 2026 FDA Guidelines for Wellness Products</w:t>
       </w:r>
     </w:p>
     <w:p>
@@ -393,33 +393,45 @@
         <w:pStyle w:val="FirstParagraph"/>
       </w:pPr>
       <w:r>
-        <w:t xml:space="preserve">The original text routed every string through</w:t>
-      </w:r>
-      <w:r>
-        <w:t xml:space="preserve"> </w:t>
-      </w:r>
-      <w:r>
-        <w:rPr>
-          <w:b/>
-          <w:bCs/>
-        </w:rPr>
-        <w:t xml:space="preserve">“the 2026 January FDA Guidelines for Wellness Products.”</w:t>
-      </w:r>
-      <w:r>
-        <w:t xml:space="preserve"> </w:t>
-      </w:r>
-      <w:r>
-        <w:rPr>
-          <w:b/>
-          <w:bCs/>
-        </w:rPr>
-        <w:t xml:space="preserve">No such document exists anywhere in the Enyrgy corpus.</w:t>
-      </w:r>
-      <w:r>
-        <w:t xml:space="preserve"> </w:t>
-      </w:r>
-      <w:r>
-        <w:t xml:space="preserve">It is not in the KB, not in the Implementation Guide, and not in any session record. It appears to be carried over from the source company.</w:t>
+        <w:rPr>
+          <w:b/>
+          <w:bCs/>
+        </w:rPr>
+        <w:t xml:space="preserve">The reference is real and binding.</w:t>
+      </w:r>
+      <w:r>
+        <w:t xml:space="preserve"> </w:t>
+      </w:r>
+      <w:r>
+        <w:t xml:space="preserve">KB</w:t>
+      </w:r>
+      <w:r>
+        <w:t xml:space="preserve"> </w:t>
+      </w:r>
+      <w:r>
+        <w:rPr>
+          <w:b/>
+          <w:bCs/>
+        </w:rPr>
+        <w:t xml:space="preserve">Section 11</w:t>
+      </w:r>
+      <w:r>
+        <w:t xml:space="preserve"> </w:t>
+      </w:r>
+      <w:r>
+        <w:t xml:space="preserve">already carries it:</w:t>
+      </w:r>
+      <w:r>
+        <w:t xml:space="preserve"> </w:t>
+      </w:r>
+      <w:r>
+        <w:t xml:space="preserve">“Review all client-facing content against the January 2026 FDA Guidelines for Wellness Products before use.”</w:t>
+      </w:r>
+      <w:r>
+        <w:t xml:space="preserve"> </w:t>
+      </w:r>
+      <w:r>
+        <w:t xml:space="preserve">The spec was right to cite it.</w:t>
       </w:r>
     </w:p>
     <w:p>
@@ -431,13 +443,35 @@
           <w:b/>
           <w:bCs/>
         </w:rPr>
-        <w:t xml:space="preserve">Why this one mattered more than a wrong citation.</w:t>
-      </w:r>
-      <w:r>
-        <w:t xml:space="preserve"> </w:t>
-      </w:r>
-      <w:r>
-        <w:t xml:space="preserve">An agent instructed to check content against a document it cannot find does not stop and say so. It either treats the check as passed, or it reconstructs what it imagines the guideline says. Either way you get a confident compliance claim resting on nothing, which is the exact failure mode already documented on this account under agent confabulation.</w:t>
+        <w:t xml:space="preserve">An earlier pass of this verification wrongly reported that no such document existed.</w:t>
+      </w:r>
+      <w:r>
+        <w:t xml:space="preserve"> </w:t>
+      </w:r>
+      <w:r>
+        <w:t xml:space="preserve">It did not: the grep that would have found it was truncated at the display width, the hit was read as matching on the phrase</w:t>
+      </w:r>
+      <w:r>
+        <w:t xml:space="preserve"> </w:t>
+      </w:r>
+      <w:r>
+        <w:t xml:space="preserve">“FDA-approved”</w:t>
+      </w:r>
+      <w:r>
+        <w:t xml:space="preserve"> </w:t>
+      </w:r>
+      <w:r>
+        <w:t xml:space="preserve">earlier in the same sentence, and the reference was declared a foreign artifact. Recorded because the wrong conclusion was briefly written into this spec and into an agent instruction block, and because the lesson generalises:</w:t>
+      </w:r>
+      <w:r>
+        <w:t xml:space="preserve"> </w:t>
+      </w:r>
+      <w:r>
+        <w:rPr>
+          <w:b/>
+          <w:bCs/>
+        </w:rPr>
+        <w:t xml:space="preserve">a truncated search result is not a search result.</w:t>
       </w:r>
     </w:p>
     <w:p>
@@ -449,7 +483,97 @@
           <w:b/>
           <w:bCs/>
         </w:rPr>
-        <w:t xml:space="preserve">The real gate, which does exist:</w:t>
+        <w:t xml:space="preserve">The real gap, which stands.</w:t>
+      </w:r>
+      <w:r>
+        <w:t xml:space="preserve"> </w:t>
+      </w:r>
+      <w:r>
+        <w:t xml:space="preserve">The KB</w:t>
+      </w:r>
+      <w:r>
+        <w:t xml:space="preserve"> </w:t>
+      </w:r>
+      <w:r>
+        <w:rPr>
+          <w:i/>
+          <w:iCs/>
+        </w:rPr>
+        <w:t xml:space="preserve">cites</w:t>
+      </w:r>
+      <w:r>
+        <w:t xml:space="preserve"> </w:t>
+      </w:r>
+      <w:r>
+        <w:t xml:space="preserve">the guidelines but does not</w:t>
+      </w:r>
+      <w:r>
+        <w:t xml:space="preserve"> </w:t>
+      </w:r>
+      <w:r>
+        <w:rPr>
+          <w:i/>
+          <w:iCs/>
+        </w:rPr>
+        <w:t xml:space="preserve">contain</w:t>
+      </w:r>
+      <w:r>
+        <w:t xml:space="preserve"> </w:t>
+      </w:r>
+      <w:r>
+        <w:t xml:space="preserve">them. There is no summary, no clause list, no link, and no copy in the repo. So an agent told to</w:t>
+      </w:r>
+      <w:r>
+        <w:t xml:space="preserve"> </w:t>
+      </w:r>
+      <w:r>
+        <w:t xml:space="preserve">“review against the January 2026 FDA Guidelines”</w:t>
+      </w:r>
+      <w:r>
+        <w:t xml:space="preserve"> </w:t>
+      </w:r>
+      <w:r>
+        <w:t xml:space="preserve">has a binding instruction it cannot actually execute. It will either treat the check as passed or reconstruct what it imagines the guidance says, and either way you get a confident compliance claim resting on nothing, on the highest-reach content Enyrgy produces.</w:t>
+      </w:r>
+    </w:p>
+    <w:p>
+      <w:pPr>
+        <w:pStyle w:val="BodyText"/>
+      </w:pPr>
+      <w:r>
+        <w:rPr>
+          <w:b/>
+          <w:bCs/>
+        </w:rPr>
+        <w:t xml:space="preserve">Required before this agent goes live: get the substance into the KB.</w:t>
+      </w:r>
+      <w:r>
+        <w:t xml:space="preserve"> </w:t>
+      </w:r>
+      <w:r>
+        <w:t xml:space="preserve">A link alone is not enough for an agent that cannot browse. What is needed is the operative content, the specific do-not-say list and the structural claim rules, written into KB Section 11 the way the prohibited-words list already is.</w:t>
+      </w:r>
+      <w:r>
+        <w:t xml:space="preserve"> </w:t>
+      </w:r>
+      <w:r>
+        <w:rPr>
+          <w:b/>
+          <w:bCs/>
+        </w:rPr>
+        <w:t xml:space="preserve">Scott to supply the document or an authoritative summary.</w:t>
+      </w:r>
+    </w:p>
+    <w:p>
+      <w:pPr>
+        <w:pStyle w:val="BodyText"/>
+      </w:pPr>
+      <w:r>
+        <w:rPr>
+          <w:b/>
+          <w:bCs/>
+        </w:rPr>
+        <w:t xml:space="preserve">The rest of the gate, already in place:</w:t>
       </w:r>
       <w:r>
         <w:t xml:space="preserve"> </w:t>
@@ -523,13 +647,13 @@
       </w:r>
     </w:p>
     <w:bookmarkEnd w:id="11"/>
-    <w:bookmarkStart w:id="12" w:name="corrected-the-social-channel-claim"/>
+    <w:bookmarkStart w:id="12" w:name="X5c1dc9b85558a6bd4ab2dacb645b2fabc4d0abe"/>
     <w:p>
       <w:pPr>
         <w:pStyle w:val="Heading3"/>
       </w:pPr>
       <w:r>
-        <w:t xml:space="preserve">CORRECTED: the social channel claim</w:t>
+        <w:t xml:space="preserve">RESOLVED BY SCOTT: nothing publishes automatically, so no channel connection is needed</w:t>
       </w:r>
     </w:p>
     <w:p>
@@ -537,19 +661,65 @@
         <w:pStyle w:val="FirstParagraph"/>
       </w:pPr>
       <w:r>
-        <w:t xml:space="preserve">The original said</w:t>
-      </w:r>
-      <w:r>
-        <w:t xml:space="preserve"> </w:t>
-      </w:r>
-      <w:r>
-        <w:t xml:space="preserve">“the KB lists Instagram, Facebook, LinkedIn as active sources.”</w:t>
-      </w:r>
-      <w:r>
-        <w:t xml:space="preserve"> </w:t>
-      </w:r>
-      <w:r>
-        <w:t xml:space="preserve">It does not.</w:t>
+        <w:rPr>
+          <w:b/>
+          <w:bCs/>
+        </w:rPr>
+        <w:t xml:space="preserve">Scott, August 4:</w:t>
+      </w:r>
+      <w:r>
+        <w:rPr>
+          <w:b/>
+          <w:bCs/>
+        </w:rPr>
+        <w:t xml:space="preserve"> </w:t>
+      </w:r>
+      <w:r>
+        <w:rPr>
+          <w:b/>
+          <w:bCs/>
+        </w:rPr>
+        <w:t xml:space="preserve">“No content is being posted to social channels automatically. It is for my review and posting outside this platform.”</w:t>
+      </w:r>
+    </w:p>
+    <w:p>
+      <w:pPr>
+        <w:pStyle w:val="BodyText"/>
+      </w:pPr>
+      <w:r>
+        <w:t xml:space="preserve">That removes the whole publishing-integration question.</w:t>
+      </w:r>
+      <w:r>
+        <w:t xml:space="preserve"> </w:t>
+      </w:r>
+      <w:r>
+        <w:rPr>
+          <w:b/>
+          <w:bCs/>
+        </w:rPr>
+        <w:t xml:space="preserve">The GHL Social Planner is not in scope and does not need connecting.</w:t>
+      </w:r>
+      <w:r>
+        <w:t xml:space="preserve"> </w:t>
+      </w:r>
+      <w:r>
+        <w:t xml:space="preserve">Social output is a review package Scott takes elsewhere and posts by hand.</w:t>
+      </w:r>
+    </w:p>
+    <w:p>
+      <w:pPr>
+        <w:pStyle w:val="BodyText"/>
+      </w:pPr>
+      <w:r>
+        <w:t xml:space="preserve">It also settles the approval model by construction: this is option 1 from Section 4, human-publish, with no gated-agent-publish path to build later for social. The agent physically cannot post.</w:t>
+      </w:r>
+    </w:p>
+    <w:p>
+      <w:pPr>
+        <w:pStyle w:val="BodyText"/>
+      </w:pPr>
+      <w:r>
+        <w:t xml:space="preserve">Worth keeping straight anyway, since the source spec had it wrong:</w:t>
       </w:r>
       <w:r>
         <w:t xml:space="preserve"> </w:t>
@@ -607,7 +777,37 @@
         <w:t xml:space="preserve"> </w:t>
       </w:r>
       <w:r>
-        <w:t xml:space="preserve">in the Implementation Guide Section 9 taxonomy, which record where a contact came from. They say nothing about which accounts Enyrgy posts to.</w:t>
+        <w:t xml:space="preserve">recording where a contact came from, not a list of connected accounts. The only documented active account is</w:t>
+      </w:r>
+      <w:r>
+        <w:t xml:space="preserve"> </w:t>
+      </w:r>
+      <w:r>
+        <w:rPr>
+          <w:b/>
+          <w:bCs/>
+        </w:rPr>
+        <w:t xml:space="preserve">Instagram</w:t>
+      </w:r>
+      <w:r>
+        <w:rPr>
+          <w:b/>
+          <w:bCs/>
+        </w:rPr>
+        <w:t xml:space="preserve"> </w:t>
+      </w:r>
+      <w:r>
+        <w:rPr>
+          <w:b/>
+          <w:bCs/>
+        </w:rPr>
+        <w:t xml:space="preserve">@enyrgy.light</w:t>
+      </w:r>
+      <w:r>
+        <w:t xml:space="preserve"> </w:t>
+      </w:r>
+      <w:r>
+        <w:t xml:space="preserve">(Brand Style Guide).</w:t>
       </w:r>
     </w:p>
     <w:p>
@@ -619,69 +819,55 @@
           <w:b/>
           <w:bCs/>
         </w:rPr>
-        <w:t xml:space="preserve">What is actually documented:</w:t>
-      </w:r>
-      <w:r>
-        <w:t xml:space="preserve"> </w:t>
-      </w:r>
-      <w:r>
-        <w:t xml:space="preserve">the Brand Style Guide names</w:t>
-      </w:r>
-      <w:r>
-        <w:t xml:space="preserve"> </w:t>
-      </w:r>
-      <w:r>
-        <w:rPr>
-          <w:b/>
-          <w:bCs/>
-        </w:rPr>
-        <w:t xml:space="preserve">Instagram</w:t>
-      </w:r>
-      <w:r>
-        <w:rPr>
-          <w:b/>
-          <w:bCs/>
-        </w:rPr>
-        <w:t xml:space="preserve"> </w:t>
-      </w:r>
-      <w:r>
-        <w:rPr>
-          <w:b/>
-          <w:bCs/>
-        </w:rPr>
-        <w:t xml:space="preserve">@enyrgy.light</w:t>
-      </w:r>
-      <w:r>
-        <w:t xml:space="preserve"> </w:t>
-      </w:r>
-      <w:r>
-        <w:t xml:space="preserve">as the primary and active account. Nothing confirms a Facebook or LinkedIn presence, and</w:t>
-      </w:r>
-      <w:r>
-        <w:t xml:space="preserve"> </w:t>
-      </w:r>
-      <w:r>
-        <w:rPr>
-          <w:b/>
-          <w:bCs/>
-        </w:rPr>
-        <w:t xml:space="preserve">nothing confirms any channel is connected to the GHL Social Planner.</w:t>
-      </w:r>
-      <w:r>
-        <w:t xml:space="preserve"> </w:t>
-      </w:r>
-      <w:r>
-        <w:t xml:space="preserve">That connection is a prerequisite, not an assumption. See Section 10.</w:t>
+        <w:t xml:space="preserve">[CONFIRM] still open:</w:t>
+      </w:r>
+      <w:r>
+        <w:t xml:space="preserve"> </w:t>
+      </w:r>
+      <w:r>
+        <w:t xml:space="preserve">whether</w:t>
+      </w:r>
+      <w:r>
+        <w:t xml:space="preserve"> </w:t>
+      </w:r>
+      <w:r>
+        <w:rPr>
+          <w:b/>
+          <w:bCs/>
+        </w:rPr>
+        <w:t xml:space="preserve">blog</w:t>
+      </w:r>
+      <w:r>
+        <w:t xml:space="preserve"> </w:t>
+      </w:r>
+      <w:r>
+        <w:t xml:space="preserve">and</w:t>
+      </w:r>
+      <w:r>
+        <w:t xml:space="preserve"> </w:t>
+      </w:r>
+      <w:r>
+        <w:rPr>
+          <w:b/>
+          <w:bCs/>
+        </w:rPr>
+        <w:t xml:space="preserve">email</w:t>
+      </w:r>
+      <w:r>
+        <w:t xml:space="preserve"> </w:t>
+      </w:r>
+      <w:r>
+        <w:t xml:space="preserve">stage as GHL drafts, or also come out as review packages. Social is settled; these two are not, and GHL is the natural home for both.</w:t>
       </w:r>
     </w:p>
     <w:bookmarkEnd w:id="12"/>
-    <w:bookmarkStart w:id="13" w:name="Xff2dccca716b2d2429a4e1cb0a003ac2fc74249"/>
+    <w:bookmarkStart w:id="13" w:name="ads-are-in-scope-deliberately"/>
     <w:p>
       <w:pPr>
         <w:pStyle w:val="Heading3"/>
       </w:pPr>
       <w:r>
-        <w:t xml:space="preserve">FLAG: the ads content type conflicts with a live approved claim</w:t>
+        <w:t xml:space="preserve">ADS ARE IN SCOPE, deliberately</w:t>
       </w:r>
     </w:p>
     <w:p>
@@ -693,39 +879,51 @@
           <w:b/>
           <w:bCs/>
         </w:rPr>
-        <w:t xml:space="preserve">“Zero paid advertising to date”</w:t>
-      </w:r>
-      <w:r>
-        <w:rPr>
-          <w:b/>
-          <w:bCs/>
-        </w:rPr>
-        <w:t xml:space="preserve"> </w:t>
-      </w:r>
-      <w:r>
-        <w:rPr>
-          <w:b/>
-          <w:bCs/>
-        </w:rPr>
-        <w:t xml:space="preserve">is an approved KB talking point</w:t>
-      </w:r>
-      <w:r>
-        <w:t xml:space="preserve"> </w:t>
-      </w:r>
-      <w:r>
-        <w:t xml:space="preserve">(Sections 1 and 6), and</w:t>
-      </w:r>
-      <w:r>
-        <w:t xml:space="preserve"> </w:t>
-      </w:r>
-      <w:r>
-        <w:t xml:space="preserve">“600+ users, 5 countries, zero paid ads”</w:t>
-      </w:r>
-      <w:r>
-        <w:t xml:space="preserve"> </w:t>
-      </w:r>
-      <w:r>
-        <w:t xml:space="preserve">is used as a growth proof point in live drip copy and in the Q2 2026 investor update, which describes Thea’s role as</w:t>
+        <w:t xml:space="preserve">Scott, August 4: the whole point of the raise, stated as such to investors, is to start advertising.</w:t>
+      </w:r>
+      <w:r>
+        <w:t xml:space="preserve"> </w:t>
+      </w:r>
+      <w:r>
+        <w:t xml:space="preserve">So ads are a v1 content type, not a deferred one.</w:t>
+      </w:r>
+    </w:p>
+    <w:p>
+      <w:pPr>
+        <w:pStyle w:val="BodyText"/>
+      </w:pPr>
+      <w:r>
+        <w:t xml:space="preserve">What still has to happen, and it is a copy task rather than an objection:</w:t>
+      </w:r>
+      <w:r>
+        <w:t xml:space="preserve"> </w:t>
+      </w:r>
+      <w:r>
+        <w:rPr>
+          <w:b/>
+          <w:bCs/>
+        </w:rPr>
+        <w:t xml:space="preserve">“zero paid advertising to date”</w:t>
+      </w:r>
+      <w:r>
+        <w:rPr>
+          <w:b/>
+          <w:bCs/>
+        </w:rPr>
+        <w:t xml:space="preserve"> </w:t>
+      </w:r>
+      <w:r>
+        <w:rPr>
+          <w:b/>
+          <w:bCs/>
+        </w:rPr>
+        <w:t xml:space="preserve">retires the day the first ad runs.</w:t>
+      </w:r>
+      <w:r>
+        <w:t xml:space="preserve"> </w:t>
+      </w:r>
+      <w:r>
+        <w:t xml:space="preserve">It is an approved KB talking point (Sections 1 and 6), it appears as a growth proof point in live drip copy, and the Q2 2026 investor update describes Thea Cartier’s role as</w:t>
       </w:r>
       <w:r>
         <w:t xml:space="preserve"> </w:t>
@@ -739,20 +937,29 @@
         <w:pStyle w:val="BodyText"/>
       </w:pPr>
       <w:r>
-        <w:t xml:space="preserve">The moment Enyrgy runs a paid ad, that claim leaves the copy. That is a legitimate business decision and might well be the right one, but</w:t>
-      </w:r>
-      <w:r>
-        <w:t xml:space="preserve"> </w:t>
-      </w:r>
-      <w:r>
-        <w:rPr>
-          <w:b/>
-          <w:bCs/>
-        </w:rPr>
-        <w:t xml:space="preserve">it is a positioning change, not a content-calendar change</w:t>
-      </w:r>
-      <w:r>
-        <w:t xml:space="preserve">, and it invalidates a line that is currently live in several places and has been sent to investors.</w:t>
+        <w:rPr>
+          <w:b/>
+          <w:bCs/>
+        </w:rPr>
+        <w:t xml:space="preserve">Tracked as a sweep, not a blocker.</w:t>
+      </w:r>
+      <w:r>
+        <w:t xml:space="preserve"> </w:t>
+      </w:r>
+      <w:r>
+        <w:t xml:space="preserve">The claim was true and is a genuine credibility asset while it lasts; it simply cannot outlive the first ad. Retiring it late is the failure mode, because it turns a true differentiator into a false one in copy that is already in the field. Recorded in</w:t>
+      </w:r>
+      <w:r>
+        <w:t xml:space="preserve"> </w:t>
+      </w:r>
+      <w:r>
+        <w:rPr>
+          <w:rStyle w:val="VerbatimChar"/>
+        </w:rPr>
+        <w:t xml:space="preserve">Enyrgy_Master_TODO.md</w:t>
+      </w:r>
+      <w:r>
+        <w:t xml:space="preserve">.</w:t>
       </w:r>
     </w:p>
     <w:p>
@@ -760,17 +967,7 @@
         <w:pStyle w:val="BodyText"/>
       </w:pPr>
       <w:r>
-        <w:rPr>
-          <w:b/>
-          <w:bCs/>
-        </w:rPr>
-        <w:t xml:space="preserve">Recommendation:</w:t>
-      </w:r>
-      <w:r>
-        <w:t xml:space="preserve"> </w:t>
-      </w:r>
-      <w:r>
-        <w:t xml:space="preserve">launch this engine with blog, email and social. Hold ads until Enyrgy has decided to start paying for traffic, and treat that decision as a KB change with a copy sweep attached.</w:t>
+        <w:t xml:space="preserve">Ads still never auto-launch and never auto-spend. Human sign-off before any money moves, unchanged.</w:t>
       </w:r>
     </w:p>
     <w:p>
@@ -2995,13 +3192,13 @@
           <w:b/>
           <w:bCs/>
         </w:rPr>
-        <w:t xml:space="preserve">Prohibited-words and claim-precision scan.</w:t>
-      </w:r>
-      <w:r>
-        <w:t xml:space="preserve"> </w:t>
-      </w:r>
-      <w:r>
-        <w:t xml:space="preserve">Every client-facing string (blog, email, ad, social) is checked against</w:t>
+        <w:t xml:space="preserve">Prohibited-words, claim-precision and FDA-wellness scan.</w:t>
+      </w:r>
+      <w:r>
+        <w:t xml:space="preserve"> </w:t>
+      </w:r>
+      <w:r>
+        <w:t xml:space="preserve">Every client-facing string is checked against</w:t>
       </w:r>
       <w:r>
         <w:t xml:space="preserve"> </w:t>
@@ -3017,7 +3214,23 @@
         <w:t xml:space="preserve"> </w:t>
       </w:r>
       <w:r>
-        <w:t xml:space="preserve">(prohibited words),</w:t>
+        <w:t xml:space="preserve">(prohibited words</w:t>
+      </w:r>
+      <w:r>
+        <w:t xml:space="preserve"> </w:t>
+      </w:r>
+      <w:r>
+        <w:rPr>
+          <w:b/>
+          <w:bCs/>
+        </w:rPr>
+        <w:t xml:space="preserve">and</w:t>
+      </w:r>
+      <w:r>
+        <w:t xml:space="preserve"> </w:t>
+      </w:r>
+      <w:r>
+        <w:t xml:space="preserve">the January 2026 FDA Guidelines for Wellness Products),</w:t>
       </w:r>
       <w:r>
         <w:t xml:space="preserve"> </w:t>
@@ -3059,25 +3272,13 @@
           <w:b/>
           <w:bCs/>
         </w:rPr>
-        <w:t xml:space="preserve">There is no FDA wellness guideline document in this corpus; do not cite one.</w:t>
-      </w:r>
-      <w:r>
-        <w:t xml:space="preserve"> </w:t>
-      </w:r>
-      <w:r>
-        <w:t xml:space="preserve">The original version of this spec referenced a</w:t>
-      </w:r>
-      <w:r>
-        <w:t xml:space="preserve"> </w:t>
-      </w:r>
-      <w:r>
-        <w:t xml:space="preserve">“2026 January FDA Guidelines for Wellness Products”</w:t>
-      </w:r>
-      <w:r>
-        <w:t xml:space="preserve"> </w:t>
-      </w:r>
-      <w:r>
-        <w:t xml:space="preserve">that does not exist, see Section 0.5. This is the same gate the Audit and Compliance agent enforces on outbound messages.</w:t>
+        <w:t xml:space="preserve">BLOCKING: the FDA guidelines are cited in the KB but their substance is not in it.</w:t>
+      </w:r>
+      <w:r>
+        <w:t xml:space="preserve"> </w:t>
+      </w:r>
+      <w:r>
+        <w:t xml:space="preserve">Until that content is loaded, no agent can perform this check, and it must not claim to have performed it. See Section 0.5. This is the same gate the Audit and Compliance agent enforces on outbound messages.</w:t>
       </w:r>
       <w:r>
         <w:t xml:space="preserve"> </w:t>
@@ -3961,6 +4162,18 @@
     </w:p>
     <w:p>
       <w:pPr>
+        <w:pStyle w:val="FirstParagraph"/>
+      </w:pPr>
+      <w:r>
+        <w:rPr>
+          <w:b/>
+          <w:bCs/>
+        </w:rPr>
+        <w:t xml:space="preserve">BLOCKING, must be closed before hire:</w:t>
+      </w:r>
+    </w:p>
+    <w:p>
+      <w:pPr>
         <w:pStyle w:val="Compact"/>
         <w:numPr>
           <w:ilvl w:val="0"/>
@@ -3972,79 +4185,221 @@
           <w:b/>
           <w:bCs/>
         </w:rPr>
-        <w:t xml:space="preserve">Does Enyrgy want this at all right now, given Thea Cartier is a real hire who owns organic social?</w:t>
-      </w:r>
-      <w:r>
-        <w:t xml:space="preserve"> </w:t>
-      </w:r>
-      <w:r>
-        <w:t xml:space="preserve">The honest options are: the agent drafts and Thea edits and ships (recommended), the agent covers channels Thea does not, or hold the build until her remit is settled. This is the first decision, not a detail.</w:t>
-      </w:r>
-    </w:p>
-    <w:p>
-      <w:pPr>
-        <w:pStyle w:val="Compact"/>
-        <w:numPr>
-          <w:ilvl w:val="0"/>
-          <w:numId w:val="1016"/>
-        </w:numPr>
-      </w:pPr>
-      <w:r>
-        <w:rPr>
-          <w:b/>
-          <w:bCs/>
-        </w:rPr>
-        <w:t xml:space="preserve">Ads: in or out of v1?</w:t>
-      </w:r>
-      <w:r>
-        <w:t xml:space="preserve"> </w:t>
-      </w:r>
-      <w:r>
-        <w:t xml:space="preserve">Recommend out, see Section 0.5. Including them ends the</w:t>
-      </w:r>
-      <w:r>
-        <w:t xml:space="preserve"> </w:t>
-      </w:r>
-      <w:r>
-        <w:t xml:space="preserve">“zero paid ads”</w:t>
-      </w:r>
-      <w:r>
-        <w:t xml:space="preserve"> </w:t>
-      </w:r>
-      <w:r>
-        <w:t xml:space="preserve">claim.</w:t>
-      </w:r>
-    </w:p>
-    <w:p>
-      <w:pPr>
-        <w:pStyle w:val="Compact"/>
-        <w:numPr>
-          <w:ilvl w:val="0"/>
-          <w:numId w:val="1016"/>
-        </w:numPr>
-      </w:pPr>
-      <w:r>
-        <w:t xml:space="preserve">Whether any channel is connected to the GHL Social Planner today, and whether GHL Blogs is enabled on the sub-account. Both are prerequisites and neither is confirmed.</w:t>
-      </w:r>
-    </w:p>
-    <w:p>
-      <w:pPr>
-        <w:pStyle w:val="Compact"/>
-        <w:numPr>
-          <w:ilvl w:val="0"/>
-          <w:numId w:val="1016"/>
-        </w:numPr>
-      </w:pPr>
-      <w:r>
-        <w:t xml:space="preserve">Exact Monday hour and reviewer.</w:t>
-      </w:r>
-    </w:p>
-    <w:p>
-      <w:pPr>
-        <w:pStyle w:val="Compact"/>
-        <w:numPr>
-          <w:ilvl w:val="0"/>
-          <w:numId w:val="1016"/>
+        <w:t xml:space="preserve">Load the January 2026 FDA Guidelines for Wellness Products into KB Section 11.</w:t>
+      </w:r>
+      <w:r>
+        <w:t xml:space="preserve"> </w:t>
+      </w:r>
+      <w:r>
+        <w:t xml:space="preserve">Cited but not contained, so the check cannot be executed. Scott to supply the document or an authoritative summary. See Section 0.5.</w:t>
+      </w:r>
+    </w:p>
+    <w:p>
+      <w:pPr>
+        <w:pStyle w:val="FirstParagraph"/>
+      </w:pPr>
+      <w:r>
+        <w:rPr>
+          <w:b/>
+          <w:bCs/>
+        </w:rPr>
+        <w:t xml:space="preserve">Settled by Scott, August 4:</w:t>
+      </w:r>
+    </w:p>
+    <w:p>
+      <w:pPr>
+        <w:pStyle w:val="Compact"/>
+        <w:numPr>
+          <w:ilvl w:val="0"/>
+          <w:numId w:val="1017"/>
+        </w:numPr>
+      </w:pPr>
+      <w:r>
+        <w:rPr>
+          <w:strike/>
+        </w:rPr>
+        <w:t xml:space="preserve">Which social channels are connected</w:t>
+      </w:r>
+      <w:r>
+        <w:t xml:space="preserve"> </w:t>
+      </w:r>
+      <w:r>
+        <w:rPr>
+          <w:b/>
+          <w:bCs/>
+        </w:rPr>
+        <w:t xml:space="preserve">None needed.</w:t>
+      </w:r>
+      <w:r>
+        <w:t xml:space="preserve"> </w:t>
+      </w:r>
+      <w:r>
+        <w:t xml:space="preserve">Nothing auto-posts; social output is a review package Scott posts by hand.</w:t>
+      </w:r>
+    </w:p>
+    <w:p>
+      <w:pPr>
+        <w:pStyle w:val="Compact"/>
+        <w:numPr>
+          <w:ilvl w:val="0"/>
+          <w:numId w:val="1017"/>
+        </w:numPr>
+      </w:pPr>
+      <w:r>
+        <w:rPr>
+          <w:strike/>
+        </w:rPr>
+        <w:t xml:space="preserve">Ads in or out</w:t>
+      </w:r>
+      <w:r>
+        <w:t xml:space="preserve"> </w:t>
+      </w:r>
+      <w:r>
+        <w:rPr>
+          <w:b/>
+          <w:bCs/>
+        </w:rPr>
+        <w:t xml:space="preserve">In.</w:t>
+      </w:r>
+      <w:r>
+        <w:t xml:space="preserve"> </w:t>
+      </w:r>
+      <w:r>
+        <w:t xml:space="preserve">The raise is explicitly for advertising.</w:t>
+      </w:r>
+    </w:p>
+    <w:p>
+      <w:pPr>
+        <w:pStyle w:val="Compact"/>
+        <w:numPr>
+          <w:ilvl w:val="0"/>
+          <w:numId w:val="1017"/>
+        </w:numPr>
+      </w:pPr>
+      <w:r>
+        <w:rPr>
+          <w:strike/>
+        </w:rPr>
+        <w:t xml:space="preserve">Approval model</w:t>
+      </w:r>
+      <w:r>
+        <w:t xml:space="preserve"> </w:t>
+      </w:r>
+      <w:r>
+        <w:rPr>
+          <w:b/>
+          <w:bCs/>
+        </w:rPr>
+        <w:t xml:space="preserve">Human-publish</w:t>
+      </w:r>
+      <w:r>
+        <w:t xml:space="preserve">, by construction for social.</w:t>
+      </w:r>
+    </w:p>
+    <w:p>
+      <w:pPr>
+        <w:pStyle w:val="FirstParagraph"/>
+      </w:pPr>
+      <w:r>
+        <w:rPr>
+          <w:b/>
+          <w:bCs/>
+        </w:rPr>
+        <w:t xml:space="preserve">Still open:</w:t>
+      </w:r>
+    </w:p>
+    <w:p>
+      <w:pPr>
+        <w:pStyle w:val="Compact"/>
+        <w:numPr>
+          <w:ilvl w:val="0"/>
+          <w:numId w:val="1018"/>
+        </w:numPr>
+      </w:pPr>
+      <w:r>
+        <w:rPr>
+          <w:b/>
+          <w:bCs/>
+        </w:rPr>
+        <w:t xml:space="preserve">Thea Cartier owns organic social and is a real hire named to investors.</w:t>
+      </w:r>
+      <w:r>
+        <w:t xml:space="preserve"> </w:t>
+      </w:r>
+      <w:r>
+        <w:t xml:space="preserve">Does this agent draft for her to edit and ship, cover what she does not, or is the review gate solely Scott? His</w:t>
+      </w:r>
+      <w:r>
+        <w:t xml:space="preserve"> </w:t>
+      </w:r>
+      <w:r>
+        <w:t xml:space="preserve">“for my review and posting”</w:t>
+      </w:r>
+      <w:r>
+        <w:t xml:space="preserve"> </w:t>
+      </w:r>
+      <w:r>
+        <w:t xml:space="preserve">answers the gate but not her remit.</w:t>
+      </w:r>
+    </w:p>
+    <w:p>
+      <w:pPr>
+        <w:pStyle w:val="Compact"/>
+        <w:numPr>
+          <w:ilvl w:val="0"/>
+          <w:numId w:val="1018"/>
+        </w:numPr>
+      </w:pPr>
+      <w:r>
+        <w:t xml:space="preserve">Whether</w:t>
+      </w:r>
+      <w:r>
+        <w:t xml:space="preserve"> </w:t>
+      </w:r>
+      <w:r>
+        <w:rPr>
+          <w:b/>
+          <w:bCs/>
+        </w:rPr>
+        <w:t xml:space="preserve">blog and email</w:t>
+      </w:r>
+      <w:r>
+        <w:t xml:space="preserve"> </w:t>
+      </w:r>
+      <w:r>
+        <w:t xml:space="preserve">stage as GHL drafts or come out as review packages like social.</w:t>
+      </w:r>
+    </w:p>
+    <w:p>
+      <w:pPr>
+        <w:pStyle w:val="Compact"/>
+        <w:numPr>
+          <w:ilvl w:val="0"/>
+          <w:numId w:val="1018"/>
+        </w:numPr>
+      </w:pPr>
+      <w:r>
+        <w:t xml:space="preserve">Whether GHL Blogs is enabled on the sub-account, if blog is staying in GHL.</w:t>
+      </w:r>
+    </w:p>
+    <w:p>
+      <w:pPr>
+        <w:pStyle w:val="Compact"/>
+        <w:numPr>
+          <w:ilvl w:val="0"/>
+          <w:numId w:val="1018"/>
+        </w:numPr>
+      </w:pPr>
+      <w:r>
+        <w:t xml:space="preserve">Exact Monday hour.</w:t>
+      </w:r>
+    </w:p>
+    <w:p>
+      <w:pPr>
+        <w:pStyle w:val="Compact"/>
+        <w:numPr>
+          <w:ilvl w:val="0"/>
+          <w:numId w:val="1018"/>
         </w:numPr>
       </w:pPr>
       <w:r>
@@ -4056,7 +4411,7 @@
         <w:pStyle w:val="Compact"/>
         <w:numPr>
           <w:ilvl w:val="0"/>
-          <w:numId w:val="1016"/>
+          <w:numId w:val="1018"/>
         </w:numPr>
       </w:pPr>
       <w:r>
@@ -4068,7 +4423,7 @@
         <w:pStyle w:val="Compact"/>
         <w:numPr>
           <w:ilvl w:val="0"/>
-          <w:numId w:val="1016"/>
+          <w:numId w:val="1018"/>
         </w:numPr>
       </w:pPr>
       <w:r>
@@ -4080,7 +4435,7 @@
         <w:pStyle w:val="Compact"/>
         <w:numPr>
           <w:ilvl w:val="0"/>
-          <w:numId w:val="1016"/>
+          <w:numId w:val="1018"/>
         </w:numPr>
       </w:pPr>
       <w:r>
@@ -4092,7 +4447,7 @@
         <w:pStyle w:val="Compact"/>
         <w:numPr>
           <w:ilvl w:val="0"/>
-          <w:numId w:val="1016"/>
+          <w:numId w:val="1018"/>
         </w:numPr>
       </w:pPr>
       <w:r>
@@ -4104,7 +4459,7 @@
         <w:pStyle w:val="Compact"/>
         <w:numPr>
           <w:ilvl w:val="0"/>
-          <w:numId w:val="1016"/>
+          <w:numId w:val="1018"/>
         </w:numPr>
       </w:pPr>
       <w:r>
@@ -5586,6 +5941,12 @@
     </w:lvlOverride>
   </w:num>
   <w:num w:numId="1016">
+    <w:abstractNumId w:val="991"/>
+  </w:num>
+  <w:num w:numId="1017">
+    <w:abstractNumId w:val="991"/>
+  </w:num>
+  <w:num w:numId="1018">
     <w:abstractNumId w:val="991"/>
   </w:num>
 </w:numbering>

--- a/Enyrgy_Weekly_Content_Engine_Spec.docx
+++ b/Enyrgy_Weekly_Content_Engine_Spec.docx
@@ -2136,7 +2136,114 @@
         <w:t xml:space="preserve">Blogs</w:t>
       </w:r>
       <w:r>
-        <w:t xml:space="preserve">. Stage as a draft blog post in the sub-account; the reviewer publishes or schedules it.</w:t>
+        <w:t xml:space="preserve">.</w:t>
+      </w:r>
+      <w:r>
+        <w:t xml:space="preserve"> </w:t>
+      </w:r>
+      <w:r>
+        <w:rPr>
+          <w:b/>
+          <w:bCs/>
+        </w:rPr>
+        <w:t xml:space="preserve">AUTO-PUBLISH ON APPROVAL (Scott, August 4).</w:t>
+      </w:r>
+      <w:r>
+        <w:t xml:space="preserve"> </w:t>
+      </w:r>
+      <w:r>
+        <w:t xml:space="preserve">The agent stages the post as a draft; when a human flips the dashboard item to</w:t>
+      </w:r>
+      <w:r>
+        <w:t xml:space="preserve"> </w:t>
+      </w:r>
+      <w:r>
+        <w:rPr>
+          <w:rStyle w:val="VerbatimChar"/>
+        </w:rPr>
+        <w:t xml:space="preserve">approved</w:t>
+      </w:r>
+      <w:r>
+        <w:t xml:space="preserve">, the post publishes to the GHL blog site without further action. Blog is the only content type with this behaviour.</w:t>
+      </w:r>
+    </w:p>
+    <w:p>
+      <w:pPr>
+        <w:pStyle w:val="Compact"/>
+        <w:numPr>
+          <w:ilvl w:val="0"/>
+          <w:numId w:val="1006"/>
+        </w:numPr>
+      </w:pPr>
+      <w:r>
+        <w:rPr>
+          <w:b/>
+          <w:bCs/>
+        </w:rPr>
+        <w:t xml:space="preserve">What that changes.</w:t>
+      </w:r>
+      <w:r>
+        <w:t xml:space="preserve"> </w:t>
+      </w:r>
+      <w:r>
+        <w:t xml:space="preserve">Blog moves from human-publish to</w:t>
+      </w:r>
+      <w:r>
+        <w:t xml:space="preserve"> </w:t>
+      </w:r>
+      <w:r>
+        <w:rPr>
+          <w:b/>
+          <w:bCs/>
+        </w:rPr>
+        <w:t xml:space="preserve">gated agent-publish</w:t>
+      </w:r>
+      <w:r>
+        <w:t xml:space="preserve">, option 2 in Section 4. The approval click is now a publish click. Two consequences follow and both are load-bearing:</w:t>
+      </w:r>
+    </w:p>
+    <w:p>
+      <w:pPr>
+        <w:pStyle w:val="Compact"/>
+        <w:numPr>
+          <w:ilvl w:val="1"/>
+          <w:numId w:val="1007"/>
+        </w:numPr>
+      </w:pPr>
+      <w:r>
+        <w:rPr>
+          <w:b/>
+          <w:bCs/>
+        </w:rPr>
+        <w:t xml:space="preserve">The approval action must be unmistakable in the dashboard.</w:t>
+      </w:r>
+      <w:r>
+        <w:t xml:space="preserve"> </w:t>
+      </w:r>
+      <w:r>
+        <w:t xml:space="preserve">A reviewer who thinks they are filing a draft and is in fact publishing to a public indexed page is a design fault, not a user error. Label the control for what it does.</w:t>
+      </w:r>
+    </w:p>
+    <w:p>
+      <w:pPr>
+        <w:pStyle w:val="Compact"/>
+        <w:numPr>
+          <w:ilvl w:val="1"/>
+          <w:numId w:val="1007"/>
+        </w:numPr>
+      </w:pPr>
+      <w:r>
+        <w:rPr>
+          <w:b/>
+          <w:bCs/>
+        </w:rPr>
+        <w:t xml:space="preserve">The compliance pass must be genuinely blocking, not advisory.</w:t>
+      </w:r>
+      <w:r>
+        <w:t xml:space="preserve"> </w:t>
+      </w:r>
+      <w:r>
+        <w:t xml:space="preserve">A blog post is Enyrgy’s highest-reach, most permanent, most indexable surface, and it is the natural place for a wellness claim to drift into a medical one. Staged copy that fails or cannot complete the compliance check must not be approvable at all, rather than approvable with a warning.</w:t>
       </w:r>
     </w:p>
     <w:p>
@@ -2176,7 +2283,7 @@
         <w:pStyle w:val="Compact"/>
         <w:numPr>
           <w:ilvl w:val="0"/>
-          <w:numId w:val="1007"/>
+          <w:numId w:val="1008"/>
         </w:numPr>
       </w:pPr>
       <w:r>
@@ -2198,7 +2305,7 @@
         <w:pStyle w:val="Compact"/>
         <w:numPr>
           <w:ilvl w:val="0"/>
-          <w:numId w:val="1007"/>
+          <w:numId w:val="1008"/>
         </w:numPr>
       </w:pPr>
       <w:r>
@@ -2241,7 +2348,7 @@
         <w:pStyle w:val="Compact"/>
         <w:numPr>
           <w:ilvl w:val="0"/>
-          <w:numId w:val="1007"/>
+          <w:numId w:val="1008"/>
         </w:numPr>
       </w:pPr>
       <w:r>
@@ -2295,7 +2402,7 @@
         <w:pStyle w:val="Compact"/>
         <w:numPr>
           <w:ilvl w:val="0"/>
-          <w:numId w:val="1007"/>
+          <w:numId w:val="1008"/>
         </w:numPr>
       </w:pPr>
       <w:r>
@@ -2339,7 +2446,7 @@
         <w:pStyle w:val="Compact"/>
         <w:numPr>
           <w:ilvl w:val="0"/>
-          <w:numId w:val="1008"/>
+          <w:numId w:val="1009"/>
         </w:numPr>
       </w:pPr>
       <w:r>
@@ -2361,7 +2468,7 @@
         <w:pStyle w:val="Compact"/>
         <w:numPr>
           <w:ilvl w:val="0"/>
-          <w:numId w:val="1008"/>
+          <w:numId w:val="1009"/>
         </w:numPr>
       </w:pPr>
       <w:r>
@@ -2383,7 +2490,7 @@
         <w:pStyle w:val="Compact"/>
         <w:numPr>
           <w:ilvl w:val="0"/>
-          <w:numId w:val="1008"/>
+          <w:numId w:val="1009"/>
         </w:numPr>
       </w:pPr>
       <w:r>
@@ -2495,7 +2602,7 @@
         <w:pStyle w:val="Compact"/>
         <w:numPr>
           <w:ilvl w:val="0"/>
-          <w:numId w:val="1008"/>
+          <w:numId w:val="1009"/>
         </w:numPr>
       </w:pPr>
       <w:r>
@@ -2527,7 +2634,7 @@
         <w:pStyle w:val="Compact"/>
         <w:numPr>
           <w:ilvl w:val="0"/>
-          <w:numId w:val="1009"/>
+          <w:numId w:val="1010"/>
         </w:numPr>
       </w:pPr>
       <w:r>
@@ -2549,7 +2656,7 @@
         <w:pStyle w:val="Compact"/>
         <w:numPr>
           <w:ilvl w:val="0"/>
-          <w:numId w:val="1009"/>
+          <w:numId w:val="1010"/>
         </w:numPr>
       </w:pPr>
       <w:r>
@@ -2571,7 +2678,7 @@
         <w:pStyle w:val="Compact"/>
         <w:numPr>
           <w:ilvl w:val="0"/>
-          <w:numId w:val="1009"/>
+          <w:numId w:val="1010"/>
         </w:numPr>
       </w:pPr>
       <w:r>
@@ -2967,7 +3074,7 @@
         <w:pStyle w:val="Compact"/>
         <w:numPr>
           <w:ilvl w:val="0"/>
-          <w:numId w:val="1010"/>
+          <w:numId w:val="1011"/>
         </w:numPr>
       </w:pPr>
       <w:r>
@@ -2989,7 +3096,7 @@
         <w:pStyle w:val="Compact"/>
         <w:numPr>
           <w:ilvl w:val="0"/>
-          <w:numId w:val="1010"/>
+          <w:numId w:val="1011"/>
         </w:numPr>
       </w:pPr>
       <w:r>
@@ -3011,7 +3118,7 @@
         <w:pStyle w:val="Compact"/>
         <w:numPr>
           <w:ilvl w:val="0"/>
-          <w:numId w:val="1010"/>
+          <w:numId w:val="1011"/>
         </w:numPr>
       </w:pPr>
       <w:r>
@@ -3034,73 +3141,307 @@
           <w:b/>
           <w:bCs/>
         </w:rPr>
-        <w:t xml:space="preserve">The approval gate is mandatory and matches Enyrgy’s existing governance.</w:t>
-      </w:r>
-      <w:r>
-        <w:t xml:space="preserve"> </w:t>
-      </w:r>
-      <w:r>
-        <w:t xml:space="preserve">Maria never publishes unreviewed.</w:t>
-      </w:r>
-      <w:r>
-        <w:t xml:space="preserve"> </w:t>
-      </w:r>
-      <w:r>
-        <w:rPr>
-          <w:b/>
-          <w:bCs/>
-        </w:rPr>
-        <w:t xml:space="preserve">[RECOMMENDED]</w:t>
-      </w:r>
-      <w:r>
-        <w:t xml:space="preserve"> </w:t>
-      </w:r>
-      <w:r>
-        <w:t xml:space="preserve">two ways to enforce it, pick one:</w:t>
-      </w:r>
-    </w:p>
-    <w:p>
-      <w:pPr>
-        <w:pStyle w:val="Compact"/>
-        <w:numPr>
-          <w:ilvl w:val="0"/>
-          <w:numId w:val="1011"/>
-        </w:numPr>
-      </w:pPr>
-      <w:r>
-        <w:rPr>
-          <w:b/>
-          <w:bCs/>
-        </w:rPr>
-        <w:t xml:space="preserve">Human-publish (simplest, safest):</w:t>
-      </w:r>
-      <w:r>
-        <w:t xml:space="preserve"> </w:t>
-      </w:r>
-      <w:r>
-        <w:t xml:space="preserve">Maria only ever stages GHL drafts. A human clicks publish/schedule in GHL. Nothing agent-driven can go live.</w:t>
-      </w:r>
-    </w:p>
-    <w:p>
-      <w:pPr>
-        <w:pStyle w:val="Compact"/>
-        <w:numPr>
-          <w:ilvl w:val="0"/>
-          <w:numId w:val="1011"/>
-        </w:numPr>
-      </w:pPr>
-      <w:r>
-        <w:rPr>
-          <w:b/>
-          <w:bCs/>
-        </w:rPr>
-        <w:t xml:space="preserve">Gated agent-publish:</w:t>
-      </w:r>
-      <w:r>
-        <w:t xml:space="preserve"> </w:t>
-      </w:r>
-      <w:r>
-        <w:t xml:space="preserve">Maria may publish, but only after the item’s status flips to</w:t>
+        <w:t xml:space="preserve">The approval gate is mandatory. The agent never publishes unreviewed.</w:t>
+      </w:r>
+      <w:r>
+        <w:t xml:space="preserve"> </w:t>
+      </w:r>
+      <w:r>
+        <w:t xml:space="preserve">Settled by Scott on August 4, and it is</w:t>
+      </w:r>
+      <w:r>
+        <w:t xml:space="preserve"> </w:t>
+      </w:r>
+      <w:r>
+        <w:rPr>
+          <w:b/>
+          <w:bCs/>
+        </w:rPr>
+        <w:t xml:space="preserve">split by content type</w:t>
+      </w:r>
+      <w:r>
+        <w:t xml:space="preserve"> </w:t>
+      </w:r>
+      <w:r>
+        <w:t xml:space="preserve">rather than one model for everything:</w:t>
+      </w:r>
+    </w:p>
+    <w:tbl>
+      <w:tblPr>
+        <w:tblBorders>
+          <w:top w:val="single" w:sz="6" w:space="0" w:color="AAAAAA"/>
+          <w:left w:val="single" w:sz="6" w:space="0" w:color="AAAAAA"/>
+          <w:bottom w:val="single" w:sz="6" w:space="0" w:color="AAAAAA"/>
+          <w:right w:val="single" w:sz="6" w:space="0" w:color="AAAAAA"/>
+          <w:insideH w:val="single" w:sz="6" w:space="0" w:color="AAAAAA"/>
+          <w:insideV w:val="single" w:sz="6" w:space="0" w:color="AAAAAA"/>
+        </w:tblBorders>
+        <w:tblStyle w:val="Table"/>
+        <w:tblW w:type="pct" w:w="5000"/>
+        <w:tblLayout w:type="fixed"/>
+        <w:tblLook w:firstRow="1" w:lastRow="0" w:firstColumn="0" w:lastColumn="0" w:noHBand="0" w:noVBand="0" w:val="0020"/>
+      </w:tblPr>
+      <w:tblGrid>
+        <w:gridCol w:w="1440"/>
+        <w:gridCol w:w="3120"/>
+        <w:gridCol w:w="3360"/>
+      </w:tblGrid>
+      <w:tr>
+        <w:trPr>
+          <w:tblHeader w:val="on"/>
+        </w:trPr>
+        <w:tc>
+          <w:tcPr/>
+          <w:p>
+            <w:pPr>
+              <w:pStyle w:val="Compact"/>
+            </w:pPr>
+            <w:r>
+              <w:t xml:space="preserve">Type</w:t>
+            </w:r>
+          </w:p>
+        </w:tc>
+        <w:tc>
+          <w:tcPr/>
+          <w:p>
+            <w:pPr>
+              <w:pStyle w:val="Compact"/>
+            </w:pPr>
+            <w:r>
+              <w:t xml:space="preserve">On approval</w:t>
+            </w:r>
+          </w:p>
+        </w:tc>
+        <w:tc>
+          <w:tcPr/>
+          <w:p>
+            <w:pPr>
+              <w:pStyle w:val="Compact"/>
+            </w:pPr>
+            <w:r>
+              <w:t xml:space="preserve">Who ships it</w:t>
+            </w:r>
+          </w:p>
+        </w:tc>
+      </w:tr>
+      <w:tr>
+        <w:tc>
+          <w:tcPr/>
+          <w:p>
+            <w:pPr>
+              <w:pStyle w:val="Compact"/>
+            </w:pPr>
+            <w:r>
+              <w:rPr>
+                <w:b/>
+                <w:bCs/>
+              </w:rPr>
+              <w:t xml:space="preserve">Blog</w:t>
+            </w:r>
+          </w:p>
+        </w:tc>
+        <w:tc>
+          <w:tcPr/>
+          <w:p>
+            <w:pPr>
+              <w:pStyle w:val="Compact"/>
+            </w:pPr>
+            <w:r>
+              <w:rPr>
+                <w:b/>
+                <w:bCs/>
+              </w:rPr>
+              <w:t xml:space="preserve">Auto-publishes to GHL Blogs.</w:t>
+            </w:r>
+            <w:r>
+              <w:t xml:space="preserve"> </w:t>
+            </w:r>
+            <w:r>
+              <w:t xml:space="preserve">Gated agent-publish.</w:t>
+            </w:r>
+          </w:p>
+        </w:tc>
+        <w:tc>
+          <w:tcPr/>
+          <w:p>
+            <w:pPr>
+              <w:pStyle w:val="Compact"/>
+            </w:pPr>
+            <w:r>
+              <w:t xml:space="preserve">Nobody. The approval click is the publish.</w:t>
+            </w:r>
+          </w:p>
+        </w:tc>
+      </w:tr>
+      <w:tr>
+        <w:tc>
+          <w:tcPr/>
+          <w:p>
+            <w:pPr>
+              <w:pStyle w:val="Compact"/>
+            </w:pPr>
+            <w:r>
+              <w:rPr>
+                <w:b/>
+                <w:bCs/>
+              </w:rPr>
+              <w:t xml:space="preserve">Social</w:t>
+            </w:r>
+          </w:p>
+        </w:tc>
+        <w:tc>
+          <w:tcPr/>
+          <w:p>
+            <w:pPr>
+              <w:pStyle w:val="Compact"/>
+            </w:pPr>
+            <w:r>
+              <w:t xml:space="preserve">Nothing automatic. Approved copy is handed off.</w:t>
+            </w:r>
+          </w:p>
+        </w:tc>
+        <w:tc>
+          <w:tcPr/>
+          <w:p>
+            <w:pPr>
+              <w:pStyle w:val="Compact"/>
+            </w:pPr>
+            <w:r>
+              <w:rPr>
+                <w:b/>
+                <w:bCs/>
+              </w:rPr>
+              <w:t xml:space="preserve">Thea Cartier</w:t>
+            </w:r>
+            <w:r>
+              <w:t xml:space="preserve">, posting to each channel by hand. No channel is connected to GHL and none will be.</w:t>
+            </w:r>
+          </w:p>
+        </w:tc>
+      </w:tr>
+      <w:tr>
+        <w:tc>
+          <w:tcPr/>
+          <w:p>
+            <w:pPr>
+              <w:pStyle w:val="Compact"/>
+            </w:pPr>
+            <w:r>
+              <w:rPr>
+                <w:b/>
+                <w:bCs/>
+              </w:rPr>
+              <w:t xml:space="preserve">Email</w:t>
+            </w:r>
+          </w:p>
+        </w:tc>
+        <w:tc>
+          <w:tcPr/>
+          <w:p>
+            <w:pPr>
+              <w:pStyle w:val="Compact"/>
+            </w:pPr>
+            <w:r>
+              <w:rPr>
+                <w:b/>
+                <w:bCs/>
+              </w:rPr>
+              <w:t xml:space="preserve">[CONFIRM]</w:t>
+            </w:r>
+            <w:r>
+              <w:t xml:space="preserve"> </w:t>
+            </w:r>
+            <w:r>
+              <w:t xml:space="preserve">stage as a GHL draft, or hand off like social.</w:t>
+            </w:r>
+          </w:p>
+        </w:tc>
+        <w:tc>
+          <w:tcPr/>
+          <w:p>
+            <w:pPr>
+              <w:pStyle w:val="Compact"/>
+            </w:pPr>
+            <w:r>
+              <w:t xml:space="preserve">Undecided.</w:t>
+            </w:r>
+          </w:p>
+        </w:tc>
+      </w:tr>
+      <w:tr>
+        <w:tc>
+          <w:tcPr/>
+          <w:p>
+            <w:pPr>
+              <w:pStyle w:val="Compact"/>
+            </w:pPr>
+            <w:r>
+              <w:rPr>
+                <w:b/>
+                <w:bCs/>
+              </w:rPr>
+              <w:t xml:space="preserve">Ads</w:t>
+            </w:r>
+          </w:p>
+        </w:tc>
+        <w:tc>
+          <w:tcPr/>
+          <w:p>
+            <w:pPr>
+              <w:pStyle w:val="Compact"/>
+            </w:pPr>
+            <w:r>
+              <w:t xml:space="preserve">Nothing automatic, ever.</w:t>
+            </w:r>
+          </w:p>
+        </w:tc>
+        <w:tc>
+          <w:tcPr/>
+          <w:p>
+            <w:pPr>
+              <w:pStyle w:val="Compact"/>
+            </w:pPr>
+            <w:r>
+              <w:t xml:space="preserve">Human, after explicit spend sign-off.</w:t>
+            </w:r>
+          </w:p>
+        </w:tc>
+      </w:tr>
+    </w:tbl>
+    <w:p>
+      <w:pPr>
+        <w:pStyle w:val="BodyText"/>
+      </w:pPr>
+      <w:r>
+        <w:rPr>
+          <w:b/>
+          <w:bCs/>
+        </w:rPr>
+        <w:t xml:space="preserve">Why the split is sound.</w:t>
+      </w:r>
+      <w:r>
+        <w:t xml:space="preserve"> </w:t>
+      </w:r>
+      <w:r>
+        <w:t xml:space="preserve">Blog is a single destination Enyrgy controls, so automating the last step removes a copy-paste without removing a decision. Social is many destinations with per-platform formatting and timing judgment, which is the job Thea was hired for; automating it would replace a person’s judgment rather than a person’s clerical step.</w:t>
+      </w:r>
+    </w:p>
+    <w:p>
+      <w:pPr>
+        <w:pStyle w:val="BodyText"/>
+      </w:pPr>
+      <w:r>
+        <w:rPr>
+          <w:b/>
+          <w:bCs/>
+        </w:rPr>
+        <w:t xml:space="preserve">The one thing to hold onto:</w:t>
+      </w:r>
+      <w:r>
+        <w:t xml:space="preserve"> </w:t>
+      </w:r>
+      <w:r>
+        <w:t xml:space="preserve">approval is still the only gate, and it is now doing more work than it was. Everything above depends on nothing reaching</w:t>
       </w:r>
       <w:r>
         <w:t xml:space="preserve"> </w:t>
@@ -3115,43 +3456,49 @@
         <w:t xml:space="preserve"> </w:t>
       </w:r>
       <w:r>
-        <w:t xml:space="preserve">by a board operator, implemented as a Paperclip</w:t>
-      </w:r>
-      <w:r>
-        <w:t xml:space="preserve"> </w:t>
-      </w:r>
-      <w:r>
-        <w:rPr>
-          <w:b/>
-          <w:bCs/>
-        </w:rPr>
-        <w:t xml:space="preserve">approval</w:t>
-      </w:r>
-      <w:r>
-        <w:t xml:space="preserve"> </w:t>
-      </w:r>
-      <w:r>
-        <w:t xml:space="preserve">on the run issue. Ads stay human-publish regardless.</w:t>
-      </w:r>
-    </w:p>
-    <w:p>
-      <w:pPr>
-        <w:pStyle w:val="FirstParagraph"/>
-      </w:pPr>
-      <w:r>
-        <w:t xml:space="preserve">Start with option 1. It is the same</w:t>
-      </w:r>
-      <w:r>
-        <w:t xml:space="preserve"> </w:t>
-      </w:r>
-      <w:r>
-        <w:t xml:space="preserve">“stage, human ships”</w:t>
-      </w:r>
-      <w:r>
-        <w:t xml:space="preserve"> </w:t>
-      </w:r>
-      <w:r>
-        <w:t xml:space="preserve">posture Enyrgy uses elsewhere and it removes an entire class of go-live risk during domain warmup.</w:t>
+        <w:t xml:space="preserve">without a human having actually read it.</w:t>
+      </w:r>
+    </w:p>
+    <w:p>
+      <w:pPr>
+        <w:pStyle w:val="BodyText"/>
+      </w:pPr>
+      <w:r>
+        <w:rPr>
+          <w:b/>
+          <w:bCs/>
+        </w:rPr>
+        <w:t xml:space="preserve">[CONFIRM] who approves.</w:t>
+      </w:r>
+      <w:r>
+        <w:t xml:space="preserve"> </w:t>
+      </w:r>
+      <w:r>
+        <w:t xml:space="preserve">Scott said</w:t>
+      </w:r>
+      <w:r>
+        <w:t xml:space="preserve"> </w:t>
+      </w:r>
+      <w:r>
+        <w:t xml:space="preserve">“for my review”</w:t>
+      </w:r>
+      <w:r>
+        <w:t xml:space="preserve">, and Thea posts what is approved. The natural split is Scott approves and Thea may edit, but it could equally be Thea approving her own channels with Scott approving blog. Set the</w:t>
+      </w:r>
+      <w:r>
+        <w:t xml:space="preserve"> </w:t>
+      </w:r>
+      <w:r>
+        <w:rPr>
+          <w:rStyle w:val="VerbatimChar"/>
+        </w:rPr>
+        <w:t xml:space="preserve">Owner</w:t>
+      </w:r>
+      <w:r>
+        <w:t xml:space="preserve"> </w:t>
+      </w:r>
+      <w:r>
+        <w:t xml:space="preserve">column per item type rather than leaving it implicit.</w:t>
       </w:r>
     </w:p>
     <w:p>
@@ -4321,25 +4668,13 @@
           <w:b/>
           <w:bCs/>
         </w:rPr>
-        <w:t xml:space="preserve">Thea Cartier owns organic social and is a real hire named to investors.</w:t>
-      </w:r>
-      <w:r>
-        <w:t xml:space="preserve"> </w:t>
-      </w:r>
-      <w:r>
-        <w:t xml:space="preserve">Does this agent draft for her to edit and ship, cover what she does not, or is the review gate solely Scott? His</w:t>
-      </w:r>
-      <w:r>
-        <w:t xml:space="preserve"> </w:t>
-      </w:r>
-      <w:r>
-        <w:t xml:space="preserve">“for my review and posting”</w:t>
-      </w:r>
-      <w:r>
-        <w:t xml:space="preserve"> </w:t>
-      </w:r>
-      <w:r>
-        <w:t xml:space="preserve">answers the gate but not her remit.</w:t>
+        <w:t xml:space="preserve">[CONFIRM] who holds the approval click per content type.</w:t>
+      </w:r>
+      <w:r>
+        <w:t xml:space="preserve"> </w:t>
+      </w:r>
+      <w:r>
+        <w:t xml:space="preserve">Scott approves and Thea edits, or Thea approves her own channels and Scott approves blog. This matters more than it did, because on blog the approval click publishes.</w:t>
       </w:r>
     </w:p>
     <w:p>
@@ -4351,23 +4686,17 @@
         </w:numPr>
       </w:pPr>
       <w:r>
-        <w:t xml:space="preserve">Whether</w:t>
-      </w:r>
-      <w:r>
-        <w:t xml:space="preserve"> </w:t>
-      </w:r>
-      <w:r>
-        <w:rPr>
-          <w:b/>
-          <w:bCs/>
-        </w:rPr>
-        <w:t xml:space="preserve">blog and email</w:t>
-      </w:r>
-      <w:r>
-        <w:t xml:space="preserve"> </w:t>
-      </w:r>
-      <w:r>
-        <w:t xml:space="preserve">stage as GHL drafts or come out as review packages like social.</w:t>
+        <w:rPr>
+          <w:b/>
+          <w:bCs/>
+        </w:rPr>
+        <w:t xml:space="preserve">[CONFIRM] email:</w:t>
+      </w:r>
+      <w:r>
+        <w:t xml:space="preserve"> </w:t>
+      </w:r>
+      <w:r>
+        <w:t xml:space="preserve">GHL draft, or handed off like social.</w:t>
       </w:r>
     </w:p>
     <w:p>
@@ -4379,7 +4708,30 @@
         </w:numPr>
       </w:pPr>
       <w:r>
-        <w:t xml:space="preserve">Whether GHL Blogs is enabled on the sub-account, if blog is staying in GHL.</w:t>
+        <w:rPr>
+          <w:b/>
+          <w:bCs/>
+        </w:rPr>
+        <w:t xml:space="preserve">VERIFY, technical:</w:t>
+      </w:r>
+      <w:r>
+        <w:t xml:space="preserve"> </w:t>
+      </w:r>
+      <w:r>
+        <w:t xml:space="preserve">that the agent’s GHL tool can actually create and publish a blog post. Blog auto-publish is now a requirement rather than a nice-to-have, and nothing in the repo confirms the API surface exists or that the tool exposes it.</w:t>
+      </w:r>
+      <w:r>
+        <w:t xml:space="preserve"> </w:t>
+      </w:r>
+      <w:r>
+        <w:rPr>
+          <w:b/>
+          <w:bCs/>
+        </w:rPr>
+        <w:t xml:space="preserve">If it does not, blog falls back to staged-draft plus a human publish click</w:t>
+      </w:r>
+      <w:r>
+        <w:t xml:space="preserve">, which is a small loss, but it should be discovered before the routine is built rather than during a dry run.</w:t>
       </w:r>
     </w:p>
     <w:p>
@@ -4396,10 +4748,78 @@
     </w:p>
     <w:p>
       <w:pPr>
-        <w:pStyle w:val="Compact"/>
-        <w:numPr>
-          <w:ilvl w:val="0"/>
-          <w:numId w:val="1018"/>
+        <w:pStyle w:val="FirstParagraph"/>
+      </w:pPr>
+      <w:r>
+        <w:rPr>
+          <w:b/>
+          <w:bCs/>
+        </w:rPr>
+        <w:t xml:space="preserve">Settled by Scott, August 4 (second pass):</w:t>
+      </w:r>
+    </w:p>
+    <w:p>
+      <w:pPr>
+        <w:pStyle w:val="Compact"/>
+        <w:numPr>
+          <w:ilvl w:val="0"/>
+          <w:numId w:val="1019"/>
+        </w:numPr>
+      </w:pPr>
+      <w:r>
+        <w:rPr>
+          <w:strike/>
+        </w:rPr>
+        <w:t xml:space="preserve">Thea’s remit</w:t>
+      </w:r>
+      <w:r>
+        <w:t xml:space="preserve"> </w:t>
+      </w:r>
+      <w:r>
+        <w:rPr>
+          <w:b/>
+          <w:bCs/>
+        </w:rPr>
+        <w:t xml:space="preserve">She is the social poster.</w:t>
+      </w:r>
+      <w:r>
+        <w:t xml:space="preserve"> </w:t>
+      </w:r>
+      <w:r>
+        <w:t xml:space="preserve">The agent drafts, the dashboard presents copy for review and edit, and Thea takes approved copy to each channel by hand.</w:t>
+      </w:r>
+    </w:p>
+    <w:p>
+      <w:pPr>
+        <w:pStyle w:val="Compact"/>
+        <w:numPr>
+          <w:ilvl w:val="0"/>
+          <w:numId w:val="1019"/>
+        </w:numPr>
+      </w:pPr>
+      <w:r>
+        <w:rPr>
+          <w:strike/>
+        </w:rPr>
+        <w:t xml:space="preserve">Blog destination</w:t>
+      </w:r>
+      <w:r>
+        <w:t xml:space="preserve"> </w:t>
+      </w:r>
+      <w:r>
+        <w:rPr>
+          <w:b/>
+          <w:bCs/>
+        </w:rPr>
+        <w:t xml:space="preserve">GHL Blogs, which Scott is enabling, with auto-publish on approval.</w:t>
+      </w:r>
+    </w:p>
+    <w:p>
+      <w:pPr>
+        <w:pStyle w:val="Compact"/>
+        <w:numPr>
+          <w:ilvl w:val="0"/>
+          <w:numId w:val="1019"/>
         </w:numPr>
       </w:pPr>
       <w:r>
@@ -4411,7 +4831,7 @@
         <w:pStyle w:val="Compact"/>
         <w:numPr>
           <w:ilvl w:val="0"/>
-          <w:numId w:val="1018"/>
+          <w:numId w:val="1019"/>
         </w:numPr>
       </w:pPr>
       <w:r>
@@ -4423,7 +4843,7 @@
         <w:pStyle w:val="Compact"/>
         <w:numPr>
           <w:ilvl w:val="0"/>
-          <w:numId w:val="1018"/>
+          <w:numId w:val="1019"/>
         </w:numPr>
       </w:pPr>
       <w:r>
@@ -4435,7 +4855,7 @@
         <w:pStyle w:val="Compact"/>
         <w:numPr>
           <w:ilvl w:val="0"/>
-          <w:numId w:val="1018"/>
+          <w:numId w:val="1019"/>
         </w:numPr>
       </w:pPr>
       <w:r>
@@ -4447,7 +4867,7 @@
         <w:pStyle w:val="Compact"/>
         <w:numPr>
           <w:ilvl w:val="0"/>
-          <w:numId w:val="1018"/>
+          <w:numId w:val="1019"/>
         </w:numPr>
       </w:pPr>
       <w:r>
@@ -4459,7 +4879,7 @@
         <w:pStyle w:val="Compact"/>
         <w:numPr>
           <w:ilvl w:val="0"/>
-          <w:numId w:val="1018"/>
+          <w:numId w:val="1019"/>
         </w:numPr>
       </w:pPr>
       <w:r>
@@ -5833,18 +6253,6 @@
     <w:abstractNumId w:val="991"/>
   </w:num>
   <w:num w:numId="1007">
-    <w:abstractNumId w:val="991"/>
-  </w:num>
-  <w:num w:numId="1008">
-    <w:abstractNumId w:val="991"/>
-  </w:num>
-  <w:num w:numId="1009">
-    <w:abstractNumId w:val="991"/>
-  </w:num>
-  <w:num w:numId="1010">
-    <w:abstractNumId w:val="991"/>
-  </w:num>
-  <w:num w:numId="1011">
     <w:abstractNumId w:val="99411"/>
     <w:lvlOverride w:ilvl="0">
       <w:startOverride w:val="1"/>
@@ -5873,6 +6281,18 @@
     <w:lvlOverride w:ilvl="8">
       <w:startOverride w:val="1"/>
     </w:lvlOverride>
+  </w:num>
+  <w:num w:numId="1008">
+    <w:abstractNumId w:val="991"/>
+  </w:num>
+  <w:num w:numId="1009">
+    <w:abstractNumId w:val="991"/>
+  </w:num>
+  <w:num w:numId="1010">
+    <w:abstractNumId w:val="991"/>
+  </w:num>
+  <w:num w:numId="1011">
+    <w:abstractNumId w:val="991"/>
   </w:num>
   <w:num w:numId="1012">
     <w:abstractNumId w:val="991"/>
@@ -5947,6 +6367,9 @@
     <w:abstractNumId w:val="991"/>
   </w:num>
   <w:num w:numId="1018">
+    <w:abstractNumId w:val="991"/>
+  </w:num>
+  <w:num w:numId="1019">
     <w:abstractNumId w:val="991"/>
   </w:num>
 </w:numbering>
